--- a/docs/qms/evidence-2026/QMS_Word/registers__REG-07_Design_and_Change_Register.docx
+++ b/docs/qms/evidence-2026/QMS_Word/registers__REG-07_Design_and_Change_Register.docx
@@ -439,15 +439,15 @@
         </w:tblCellMar>
       </w:tblPr>
       <w:tblGrid>
-        <w:gridCol w:w="977"/>
-        <w:gridCol w:w="936"/>
-        <w:gridCol w:w="586"/>
-        <w:gridCol w:w="466"/>
-        <w:gridCol w:w="2492"/>
-        <w:gridCol w:w="1774"/>
-        <w:gridCol w:w="1650"/>
-        <w:gridCol w:w="1764"/>
-        <w:gridCol w:w="694"/>
+        <w:gridCol w:w="575"/>
+        <w:gridCol w:w="644"/>
+        <w:gridCol w:w="1192"/>
+        <w:gridCol w:w="1414"/>
+        <w:gridCol w:w="1361"/>
+        <w:gridCol w:w="1214"/>
+        <w:gridCol w:w="1381"/>
+        <w:gridCol w:w="2075"/>
+        <w:gridCol w:w="1483"/>
       </w:tblGrid>
       <w:tr>
         <w:trPr>
@@ -455,7 +455,7 @@
         </w:trPr>
         <w:tc>
           <w:tcPr>
-            <w:tcW w:w="977" w:type="dxa"/>
+            <w:tcW w:w="575" w:type="dxa"/>
             <w:tcBorders/>
             <w:vAlign w:val="center"/>
           </w:tcPr>
@@ -477,7 +477,7 @@
         </w:tc>
         <w:tc>
           <w:tcPr>
-            <w:tcW w:w="936" w:type="dxa"/>
+            <w:tcW w:w="644" w:type="dxa"/>
             <w:tcBorders/>
             <w:vAlign w:val="center"/>
           </w:tcPr>
@@ -499,7 +499,7 @@
         </w:tc>
         <w:tc>
           <w:tcPr>
-            <w:tcW w:w="586" w:type="dxa"/>
+            <w:tcW w:w="1192" w:type="dxa"/>
             <w:tcBorders/>
             <w:vAlign w:val="center"/>
           </w:tcPr>
@@ -521,7 +521,7 @@
         </w:tc>
         <w:tc>
           <w:tcPr>
-            <w:tcW w:w="466" w:type="dxa"/>
+            <w:tcW w:w="1414" w:type="dxa"/>
             <w:tcBorders/>
             <w:vAlign w:val="center"/>
           </w:tcPr>
@@ -543,7 +543,7 @@
         </w:tc>
         <w:tc>
           <w:tcPr>
-            <w:tcW w:w="2492" w:type="dxa"/>
+            <w:tcW w:w="1361" w:type="dxa"/>
             <w:tcBorders/>
             <w:vAlign w:val="center"/>
           </w:tcPr>
@@ -565,7 +565,7 @@
         </w:tc>
         <w:tc>
           <w:tcPr>
-            <w:tcW w:w="1774" w:type="dxa"/>
+            <w:tcW w:w="1214" w:type="dxa"/>
             <w:tcBorders/>
             <w:vAlign w:val="center"/>
           </w:tcPr>
@@ -587,7 +587,7 @@
         </w:tc>
         <w:tc>
           <w:tcPr>
-            <w:tcW w:w="1650" w:type="dxa"/>
+            <w:tcW w:w="1381" w:type="dxa"/>
             <w:tcBorders/>
             <w:vAlign w:val="center"/>
           </w:tcPr>
@@ -609,7 +609,7 @@
         </w:tc>
         <w:tc>
           <w:tcPr>
-            <w:tcW w:w="1764" w:type="dxa"/>
+            <w:tcW w:w="2075" w:type="dxa"/>
             <w:tcBorders/>
             <w:vAlign w:val="center"/>
           </w:tcPr>
@@ -631,7 +631,7 @@
         </w:tc>
         <w:tc>
           <w:tcPr>
-            <w:tcW w:w="694" w:type="dxa"/>
+            <w:tcW w:w="1483" w:type="dxa"/>
             <w:tcBorders/>
             <w:vAlign w:val="center"/>
           </w:tcPr>
@@ -656,7 +656,7 @@
         <w:trPr/>
         <w:tc>
           <w:tcPr>
-            <w:tcW w:w="977" w:type="dxa"/>
+            <w:tcW w:w="575" w:type="dxa"/>
             <w:tcBorders/>
             <w:vAlign w:val="center"/>
           </w:tcPr>
@@ -676,201 +676,1248 @@
         </w:tc>
         <w:tc>
           <w:tcPr>
-            <w:tcW w:w="936" w:type="dxa"/>
-            <w:tcBorders/>
-            <w:vAlign w:val="center"/>
-          </w:tcPr>
-          <w:p>
-            <w:pPr>
-              <w:pStyle w:val="TableContents"/>
-              <w:bidi w:val="0"/>
-              <w:spacing w:before="0" w:after="283"/>
-              <w:jc w:val="left"/>
+            <w:tcW w:w="644" w:type="dxa"/>
+            <w:tcBorders/>
+            <w:vAlign w:val="center"/>
+          </w:tcPr>
+          <w:p>
+            <w:pPr>
+              <w:pStyle w:val="TableContents"/>
+              <w:bidi w:val="0"/>
+              <w:spacing w:before="0" w:after="283"/>
+              <w:jc w:val="left"/>
+              <w:rPr/>
+            </w:pPr>
+            <w:r>
+              <w:rPr/>
+              <w:t>2026-10-06</w:t>
+            </w:r>
+          </w:p>
+        </w:tc>
+        <w:tc>
+          <w:tcPr>
+            <w:tcW w:w="1192" w:type="dxa"/>
+            <w:tcBorders/>
+            <w:vAlign w:val="center"/>
+          </w:tcPr>
+          <w:p>
+            <w:pPr>
+              <w:pStyle w:val="TableContents"/>
+              <w:bidi w:val="0"/>
+              <w:spacing w:before="0" w:after="283"/>
+              <w:jc w:val="left"/>
+              <w:rPr/>
+            </w:pPr>
+            <w:r>
+              <w:rPr/>
+              <w:t>Runtime configuration</w:t>
+            </w:r>
+          </w:p>
+        </w:tc>
+        <w:tc>
+          <w:tcPr>
+            <w:tcW w:w="1414" w:type="dxa"/>
+            <w:tcBorders/>
+            <w:vAlign w:val="center"/>
+          </w:tcPr>
+          <w:p>
+            <w:pPr>
+              <w:pStyle w:val="TableContents"/>
+              <w:bidi w:val="0"/>
+              <w:spacing w:before="0" w:after="283"/>
+              <w:jc w:val="left"/>
+              <w:rPr/>
+            </w:pPr>
+            <w:r>
+              <w:rPr/>
+              <w:t>Application login enabled on the reference instance (</w:t>
+            </w:r>
+            <w:r>
               <w:rPr>
-                <w:sz w:val="4"/>
-                <w:szCs w:val="4"/>
+                <w:rStyle w:val="SourceText"/>
               </w:rPr>
-            </w:pPr>
+              <w:t>AUTH_ENABLED=1</w:t>
+            </w:r>
+            <w:r>
+              <w:rPr/>
+              <w:t xml:space="preserve">, </w:t>
+            </w:r>
             <w:r>
               <w:rPr>
-                <w:sz w:val="4"/>
-                <w:szCs w:val="4"/>
+                <w:rStyle w:val="SourceText"/>
               </w:rPr>
-            </w:r>
-          </w:p>
-        </w:tc>
-        <w:tc>
-          <w:tcPr>
-            <w:tcW w:w="586" w:type="dxa"/>
-            <w:tcBorders/>
-            <w:vAlign w:val="center"/>
-          </w:tcPr>
-          <w:p>
-            <w:pPr>
-              <w:pStyle w:val="TableContents"/>
-              <w:bidi w:val="0"/>
-              <w:spacing w:before="0" w:after="283"/>
-              <w:jc w:val="left"/>
+              <w:t>VOICE_AUTH_ENABLED=1</w:t>
+            </w:r>
+            <w:r>
+              <w:rPr/>
+              <w:t xml:space="preserve"> in </w:t>
+            </w:r>
+            <w:r>
               <w:rPr>
-                <w:sz w:val="4"/>
-                <w:szCs w:val="4"/>
+                <w:rStyle w:val="SourceText"/>
               </w:rPr>
+              <w:t>.env</w:t>
+            </w:r>
+            <w:r>
+              <w:rPr/>
+              <w:t>)</w:t>
+            </w:r>
+          </w:p>
+        </w:tc>
+        <w:tc>
+          <w:tcPr>
+            <w:tcW w:w="1361" w:type="dxa"/>
+            <w:tcBorders/>
+            <w:vAlign w:val="center"/>
+          </w:tcPr>
+          <w:p>
+            <w:pPr>
+              <w:pStyle w:val="TableContents"/>
+              <w:bidi w:val="0"/>
+              <w:spacing w:before="0" w:after="283"/>
+              <w:jc w:val="left"/>
+              <w:rPr/>
+            </w:pPr>
+            <w:r>
+              <w:rPr/>
+              <w:t>Correction for NC-2026-009</w:t>
+            </w:r>
+          </w:p>
+        </w:tc>
+        <w:tc>
+          <w:tcPr>
+            <w:tcW w:w="1214" w:type="dxa"/>
+            <w:tcBorders/>
+            <w:vAlign w:val="center"/>
+          </w:tcPr>
+          <w:p>
+            <w:pPr>
+              <w:pStyle w:val="TableContents"/>
+              <w:bidi w:val="0"/>
+              <w:spacing w:before="0" w:after="283"/>
+              <w:jc w:val="left"/>
+              <w:rPr/>
+            </w:pPr>
+            <w:r>
+              <w:rPr/>
+              <w:t>Not reviewed — single developer (REG-03 R-03)</w:t>
+            </w:r>
+          </w:p>
+        </w:tc>
+        <w:tc>
+          <w:tcPr>
+            <w:tcW w:w="1381" w:type="dxa"/>
+            <w:tcBorders/>
+            <w:vAlign w:val="center"/>
+          </w:tcPr>
+          <w:p>
+            <w:pPr>
+              <w:pStyle w:val="TableContents"/>
+              <w:bidi w:val="0"/>
+              <w:spacing w:before="0" w:after="283"/>
+              <w:jc w:val="left"/>
+              <w:rPr/>
+            </w:pPr>
+            <w:r>
+              <w:rPr/>
+              <w:t>TC-EM-AUTH-101 (external 401, voice 403/101)</w:t>
+            </w:r>
+          </w:p>
+        </w:tc>
+        <w:tc>
+          <w:tcPr>
+            <w:tcW w:w="2075" w:type="dxa"/>
+            <w:tcBorders/>
+            <w:vAlign w:val="center"/>
+          </w:tcPr>
+          <w:p>
+            <w:pPr>
+              <w:pStyle w:val="TableContents"/>
+              <w:bidi w:val="0"/>
+              <w:spacing w:before="0" w:after="283"/>
+              <w:jc w:val="left"/>
+              <w:rPr/>
             </w:pPr>
             <w:r>
               <w:rPr>
-                <w:sz w:val="4"/>
-                <w:szCs w:val="4"/>
+                <w:rStyle w:val="SourceText"/>
               </w:rPr>
-            </w:r>
-          </w:p>
-        </w:tc>
-        <w:tc>
-          <w:tcPr>
-            <w:tcW w:w="466" w:type="dxa"/>
-            <w:tcBorders/>
-            <w:vAlign w:val="center"/>
-          </w:tcPr>
-          <w:p>
-            <w:pPr>
-              <w:pStyle w:val="TableContents"/>
-              <w:bidi w:val="0"/>
-              <w:spacing w:before="0" w:after="283"/>
-              <w:jc w:val="left"/>
+              <w:t>.env</w:t>
+            </w:r>
+            <w:r>
+              <w:rPr/>
+              <w:t xml:space="preserve"> (untracked)</w:t>
+            </w:r>
+          </w:p>
+        </w:tc>
+        <w:tc>
+          <w:tcPr>
+            <w:tcW w:w="1483" w:type="dxa"/>
+            <w:tcBorders/>
+            <w:vAlign w:val="center"/>
+          </w:tcPr>
+          <w:p>
+            <w:pPr>
+              <w:pStyle w:val="TableContents"/>
+              <w:bidi w:val="0"/>
+              <w:spacing w:before="0" w:after="283"/>
+              <w:jc w:val="left"/>
+              <w:rPr/>
+            </w:pPr>
+            <w:r>
+              <w:rPr/>
+              <w:t>Done</w:t>
+            </w:r>
+          </w:p>
+        </w:tc>
+      </w:tr>
+      <w:tr>
+        <w:trPr/>
+        <w:tc>
+          <w:tcPr>
+            <w:tcW w:w="575" w:type="dxa"/>
+            <w:tcBorders/>
+            <w:vAlign w:val="center"/>
+          </w:tcPr>
+          <w:p>
+            <w:pPr>
+              <w:pStyle w:val="TableContents"/>
+              <w:bidi w:val="0"/>
+              <w:spacing w:before="0" w:after="283"/>
+              <w:jc w:val="left"/>
+              <w:rPr/>
+            </w:pPr>
+            <w:r>
+              <w:rPr/>
+              <w:t>DC-2026-002</w:t>
+            </w:r>
+          </w:p>
+        </w:tc>
+        <w:tc>
+          <w:tcPr>
+            <w:tcW w:w="644" w:type="dxa"/>
+            <w:tcBorders/>
+            <w:vAlign w:val="center"/>
+          </w:tcPr>
+          <w:p>
+            <w:pPr>
+              <w:pStyle w:val="TableContents"/>
+              <w:bidi w:val="0"/>
+              <w:spacing w:before="0" w:after="283"/>
+              <w:jc w:val="left"/>
+              <w:rPr/>
+            </w:pPr>
+            <w:r>
+              <w:rPr/>
+              <w:t>2026-10-06</w:t>
+            </w:r>
+          </w:p>
+        </w:tc>
+        <w:tc>
+          <w:tcPr>
+            <w:tcW w:w="1192" w:type="dxa"/>
+            <w:tcBorders/>
+            <w:vAlign w:val="center"/>
+          </w:tcPr>
+          <w:p>
+            <w:pPr>
+              <w:pStyle w:val="TableContents"/>
+              <w:bidi w:val="0"/>
+              <w:spacing w:before="0" w:after="283"/>
+              <w:jc w:val="left"/>
+              <w:rPr/>
+            </w:pPr>
+            <w:r>
+              <w:rPr/>
+              <w:t>Code — defect fixes</w:t>
+            </w:r>
+          </w:p>
+        </w:tc>
+        <w:tc>
+          <w:tcPr>
+            <w:tcW w:w="1414" w:type="dxa"/>
+            <w:tcBorders/>
+            <w:vAlign w:val="center"/>
+          </w:tcPr>
+          <w:p>
+            <w:pPr>
+              <w:pStyle w:val="TableContents"/>
+              <w:bidi w:val="0"/>
+              <w:spacing w:before="0" w:after="283"/>
+              <w:jc w:val="left"/>
+              <w:rPr/>
+            </w:pPr>
+            <w:r>
+              <w:rPr/>
+              <w:t>Fixes for NC-2026-012…015 (token revocation, upload allow-list, small-talk routing, export key formats)</w:t>
+            </w:r>
+          </w:p>
+        </w:tc>
+        <w:tc>
+          <w:tcPr>
+            <w:tcW w:w="1361" w:type="dxa"/>
+            <w:tcBorders/>
+            <w:vAlign w:val="center"/>
+          </w:tcPr>
+          <w:p>
+            <w:pPr>
+              <w:pStyle w:val="TableContents"/>
+              <w:bidi w:val="0"/>
+              <w:spacing w:before="0" w:after="283"/>
+              <w:jc w:val="left"/>
+              <w:rPr/>
+            </w:pPr>
+            <w:r>
+              <w:rPr/>
+              <w:t>Acceptance criteria AC-101.7, DOC-102.5, RAG-103.3, EXP-108.2</w:t>
+            </w:r>
+          </w:p>
+        </w:tc>
+        <w:tc>
+          <w:tcPr>
+            <w:tcW w:w="1214" w:type="dxa"/>
+            <w:tcBorders/>
+            <w:vAlign w:val="center"/>
+          </w:tcPr>
+          <w:p>
+            <w:pPr>
+              <w:pStyle w:val="TableContents"/>
+              <w:bidi w:val="0"/>
+              <w:spacing w:before="0" w:after="283"/>
+              <w:jc w:val="left"/>
+              <w:rPr/>
+            </w:pPr>
+            <w:r>
+              <w:rPr/>
+              <w:t>Not reviewed — single developer</w:t>
+            </w:r>
+          </w:p>
+        </w:tc>
+        <w:tc>
+          <w:tcPr>
+            <w:tcW w:w="1381" w:type="dxa"/>
+            <w:tcBorders/>
+            <w:vAlign w:val="center"/>
+          </w:tcPr>
+          <w:p>
+            <w:pPr>
+              <w:pStyle w:val="TableContents"/>
+              <w:bidi w:val="0"/>
+              <w:spacing w:before="0" w:after="283"/>
+              <w:jc w:val="left"/>
+              <w:rPr/>
+            </w:pPr>
+            <w:r>
+              <w:rPr/>
+              <w:t>Backend 50/50, voice 131/131, tsc 0; acceptance run 4 all pass</w:t>
+            </w:r>
+          </w:p>
+        </w:tc>
+        <w:tc>
+          <w:tcPr>
+            <w:tcW w:w="2075" w:type="dxa"/>
+            <w:tcBorders/>
+            <w:vAlign w:val="center"/>
+          </w:tcPr>
+          <w:p>
+            <w:pPr>
+              <w:pStyle w:val="TableContents"/>
+              <w:bidi w:val="0"/>
+              <w:spacing w:before="0" w:after="283"/>
+              <w:jc w:val="left"/>
+              <w:rPr/>
+            </w:pPr>
+            <w:r>
               <w:rPr>
-                <w:sz w:val="4"/>
-                <w:szCs w:val="4"/>
+                <w:rStyle w:val="SourceText"/>
               </w:rPr>
-            </w:pPr>
+              <w:t>e0ed4d0</w:t>
+            </w:r>
+            <w:r>
+              <w:rPr/>
+              <w:t xml:space="preserve">, </w:t>
+            </w:r>
             <w:r>
               <w:rPr>
-                <w:sz w:val="4"/>
-                <w:szCs w:val="4"/>
+                <w:rStyle w:val="SourceText"/>
               </w:rPr>
-            </w:r>
-          </w:p>
-        </w:tc>
-        <w:tc>
-          <w:tcPr>
-            <w:tcW w:w="2492" w:type="dxa"/>
-            <w:tcBorders/>
-            <w:vAlign w:val="center"/>
-          </w:tcPr>
-          <w:p>
-            <w:pPr>
-              <w:pStyle w:val="TableContents"/>
-              <w:bidi w:val="0"/>
-              <w:spacing w:before="0" w:after="283"/>
-              <w:jc w:val="left"/>
+              <w:t>3feb5db</w:t>
+            </w:r>
+          </w:p>
+        </w:tc>
+        <w:tc>
+          <w:tcPr>
+            <w:tcW w:w="1483" w:type="dxa"/>
+            <w:tcBorders/>
+            <w:vAlign w:val="center"/>
+          </w:tcPr>
+          <w:p>
+            <w:pPr>
+              <w:pStyle w:val="TableContents"/>
+              <w:bidi w:val="0"/>
+              <w:spacing w:before="0" w:after="283"/>
+              <w:jc w:val="left"/>
+              <w:rPr/>
+            </w:pPr>
+            <w:r>
+              <w:rPr/>
+              <w:t>Done</w:t>
+            </w:r>
+          </w:p>
+        </w:tc>
+      </w:tr>
+      <w:tr>
+        <w:trPr/>
+        <w:tc>
+          <w:tcPr>
+            <w:tcW w:w="575" w:type="dxa"/>
+            <w:tcBorders/>
+            <w:vAlign w:val="center"/>
+          </w:tcPr>
+          <w:p>
+            <w:pPr>
+              <w:pStyle w:val="TableContents"/>
+              <w:bidi w:val="0"/>
+              <w:spacing w:before="0" w:after="283"/>
+              <w:jc w:val="left"/>
+              <w:rPr/>
+            </w:pPr>
+            <w:r>
+              <w:rPr/>
+              <w:t>DC-2026-003</w:t>
+            </w:r>
+          </w:p>
+        </w:tc>
+        <w:tc>
+          <w:tcPr>
+            <w:tcW w:w="644" w:type="dxa"/>
+            <w:tcBorders/>
+            <w:vAlign w:val="center"/>
+          </w:tcPr>
+          <w:p>
+            <w:pPr>
+              <w:pStyle w:val="TableContents"/>
+              <w:bidi w:val="0"/>
+              <w:spacing w:before="0" w:after="283"/>
+              <w:jc w:val="left"/>
+              <w:rPr/>
+            </w:pPr>
+            <w:r>
+              <w:rPr/>
+              <w:t>2026-10-06</w:t>
+            </w:r>
+          </w:p>
+        </w:tc>
+        <w:tc>
+          <w:tcPr>
+            <w:tcW w:w="1192" w:type="dxa"/>
+            <w:tcBorders/>
+            <w:vAlign w:val="center"/>
+          </w:tcPr>
+          <w:p>
+            <w:pPr>
+              <w:pStyle w:val="TableContents"/>
+              <w:bidi w:val="0"/>
+              <w:spacing w:before="0" w:after="283"/>
+              <w:jc w:val="left"/>
+              <w:rPr/>
+            </w:pPr>
+            <w:r>
+              <w:rPr/>
+              <w:t>Release</w:t>
+            </w:r>
+          </w:p>
+        </w:tc>
+        <w:tc>
+          <w:tcPr>
+            <w:tcW w:w="1414" w:type="dxa"/>
+            <w:tcBorders/>
+            <w:vAlign w:val="center"/>
+          </w:tcPr>
+          <w:p>
+            <w:pPr>
+              <w:pStyle w:val="TableContents"/>
+              <w:bidi w:val="0"/>
+              <w:spacing w:before="0" w:after="283"/>
+              <w:jc w:val="left"/>
+              <w:rPr/>
+            </w:pPr>
+            <w:r>
+              <w:rPr/>
+              <w:t xml:space="preserve">Release v1.4.1 (tag on </w:t>
+            </w:r>
+            <w:r>
               <w:rPr>
-                <w:sz w:val="4"/>
-                <w:szCs w:val="4"/>
+                <w:rStyle w:val="SourceText"/>
               </w:rPr>
+              <w:t>f1b8445</w:t>
+            </w:r>
+            <w:r>
+              <w:rPr/>
+              <w:t>)</w:t>
+            </w:r>
+          </w:p>
+        </w:tc>
+        <w:tc>
+          <w:tcPr>
+            <w:tcW w:w="1361" w:type="dxa"/>
+            <w:tcBorders/>
+            <w:vAlign w:val="center"/>
+          </w:tcPr>
+          <w:p>
+            <w:pPr>
+              <w:pStyle w:val="TableContents"/>
+              <w:bidi w:val="0"/>
+              <w:spacing w:before="0" w:after="283"/>
+              <w:jc w:val="left"/>
+              <w:rPr/>
+            </w:pPr>
+            <w:r>
+              <w:rPr/>
+              <w:t>FRM-03 §3 checks</w:t>
+            </w:r>
+          </w:p>
+        </w:tc>
+        <w:tc>
+          <w:tcPr>
+            <w:tcW w:w="1214" w:type="dxa"/>
+            <w:tcBorders/>
+            <w:vAlign w:val="center"/>
+          </w:tcPr>
+          <w:p>
+            <w:pPr>
+              <w:pStyle w:val="TableContents"/>
+              <w:bidi w:val="0"/>
+              <w:spacing w:before="0" w:after="283"/>
+              <w:jc w:val="left"/>
+              <w:rPr/>
+            </w:pPr>
+            <w:r>
+              <w:rPr/>
+              <w:t>FRM-03 authorisation pending</w:t>
+            </w:r>
+          </w:p>
+        </w:tc>
+        <w:tc>
+          <w:tcPr>
+            <w:tcW w:w="1381" w:type="dxa"/>
+            <w:tcBorders/>
+            <w:vAlign w:val="center"/>
+          </w:tcPr>
+          <w:p>
+            <w:pPr>
+              <w:pStyle w:val="TableContents"/>
+              <w:bidi w:val="0"/>
+              <w:spacing w:before="0" w:after="283"/>
+              <w:jc w:val="left"/>
+              <w:rPr/>
             </w:pPr>
             <w:r>
               <w:rPr>
-                <w:sz w:val="4"/>
-                <w:szCs w:val="4"/>
+                <w:rStyle w:val="SourceText"/>
               </w:rPr>
-            </w:r>
-          </w:p>
-        </w:tc>
-        <w:tc>
-          <w:tcPr>
-            <w:tcW w:w="1774" w:type="dxa"/>
-            <w:tcBorders/>
-            <w:vAlign w:val="center"/>
-          </w:tcPr>
-          <w:p>
-            <w:pPr>
-              <w:pStyle w:val="TableContents"/>
-              <w:bidi w:val="0"/>
-              <w:spacing w:before="0" w:after="283"/>
-              <w:jc w:val="left"/>
+              <w:t>records/releases/2026-10-06_v1.4.1.md</w:t>
+            </w:r>
+          </w:p>
+        </w:tc>
+        <w:tc>
+          <w:tcPr>
+            <w:tcW w:w="2075" w:type="dxa"/>
+            <w:tcBorders/>
+            <w:vAlign w:val="center"/>
+          </w:tcPr>
+          <w:p>
+            <w:pPr>
+              <w:pStyle w:val="TableContents"/>
+              <w:bidi w:val="0"/>
+              <w:spacing w:before="0" w:after="283"/>
+              <w:jc w:val="left"/>
+              <w:rPr/>
+            </w:pPr>
+            <w:r>
               <w:rPr>
-                <w:sz w:val="4"/>
-                <w:szCs w:val="4"/>
+                <w:rStyle w:val="SourceText"/>
               </w:rPr>
-            </w:pPr>
+              <w:t>f1b8445</w:t>
+            </w:r>
+          </w:p>
+        </w:tc>
+        <w:tc>
+          <w:tcPr>
+            <w:tcW w:w="1483" w:type="dxa"/>
+            <w:tcBorders/>
+            <w:vAlign w:val="center"/>
+          </w:tcPr>
+          <w:p>
+            <w:pPr>
+              <w:pStyle w:val="TableContents"/>
+              <w:bidi w:val="0"/>
+              <w:spacing w:before="0" w:after="283"/>
+              <w:jc w:val="left"/>
+              <w:rPr/>
+            </w:pPr>
+            <w:r>
+              <w:rPr/>
+              <w:t>Released — authorisation pending</w:t>
+            </w:r>
+          </w:p>
+        </w:tc>
+      </w:tr>
+      <w:tr>
+        <w:trPr/>
+        <w:tc>
+          <w:tcPr>
+            <w:tcW w:w="575" w:type="dxa"/>
+            <w:tcBorders/>
+            <w:vAlign w:val="center"/>
+          </w:tcPr>
+          <w:p>
+            <w:pPr>
+              <w:pStyle w:val="TableContents"/>
+              <w:bidi w:val="0"/>
+              <w:spacing w:before="0" w:after="283"/>
+              <w:jc w:val="left"/>
+              <w:rPr/>
+            </w:pPr>
+            <w:r>
+              <w:rPr/>
+              <w:t>DC-2026-004</w:t>
+            </w:r>
+          </w:p>
+        </w:tc>
+        <w:tc>
+          <w:tcPr>
+            <w:tcW w:w="644" w:type="dxa"/>
+            <w:tcBorders/>
+            <w:vAlign w:val="center"/>
+          </w:tcPr>
+          <w:p>
+            <w:pPr>
+              <w:pStyle w:val="TableContents"/>
+              <w:bidi w:val="0"/>
+              <w:spacing w:before="0" w:after="283"/>
+              <w:jc w:val="left"/>
+              <w:rPr/>
+            </w:pPr>
+            <w:r>
+              <w:rPr/>
+              <w:t>2026-10-06</w:t>
+            </w:r>
+          </w:p>
+        </w:tc>
+        <w:tc>
+          <w:tcPr>
+            <w:tcW w:w="1192" w:type="dxa"/>
+            <w:tcBorders/>
+            <w:vAlign w:val="center"/>
+          </w:tcPr>
+          <w:p>
+            <w:pPr>
+              <w:pStyle w:val="TableContents"/>
+              <w:bidi w:val="0"/>
+              <w:spacing w:before="0" w:after="283"/>
+              <w:jc w:val="left"/>
+              <w:rPr/>
+            </w:pPr>
+            <w:r>
+              <w:rPr/>
+              <w:t>Runtime configuration</w:t>
+            </w:r>
+          </w:p>
+        </w:tc>
+        <w:tc>
+          <w:tcPr>
+            <w:tcW w:w="1414" w:type="dxa"/>
+            <w:tcBorders/>
+            <w:vAlign w:val="center"/>
+          </w:tcPr>
+          <w:p>
+            <w:pPr>
+              <w:pStyle w:val="TableContents"/>
+              <w:bidi w:val="0"/>
+              <w:spacing w:before="0" w:after="283"/>
+              <w:jc w:val="left"/>
+              <w:rPr/>
+            </w:pPr>
+            <w:r>
+              <w:rPr/>
+              <w:t>Voice speech recognition moved to the CPU (</w:t>
+            </w:r>
             <w:r>
               <w:rPr>
-                <w:sz w:val="4"/>
-                <w:szCs w:val="4"/>
+                <w:rStyle w:val="SourceText"/>
               </w:rPr>
-            </w:r>
-          </w:p>
-        </w:tc>
-        <w:tc>
-          <w:tcPr>
-            <w:tcW w:w="1650" w:type="dxa"/>
-            <w:tcBorders/>
-            <w:vAlign w:val="center"/>
-          </w:tcPr>
-          <w:p>
-            <w:pPr>
-              <w:pStyle w:val="TableContents"/>
-              <w:bidi w:val="0"/>
-              <w:spacing w:before="0" w:after="283"/>
-              <w:jc w:val="left"/>
+              <w:t>VOICE_CUDA_VISIBLE_DEVICES=</w:t>
+            </w:r>
+            <w:r>
+              <w:rPr/>
+              <w:t xml:space="preserve">, </w:t>
+            </w:r>
+            <w:r>
               <w:rPr>
-                <w:sz w:val="4"/>
-                <w:szCs w:val="4"/>
+                <w:rStyle w:val="SourceText"/>
               </w:rPr>
-            </w:pPr>
+              <w:t>VOICE_ASR_DEVICE=cpu</w:t>
+            </w:r>
+            <w:r>
+              <w:rPr/>
+              <w:t xml:space="preserve">, </w:t>
+            </w:r>
             <w:r>
               <w:rPr>
-                <w:sz w:val="4"/>
-                <w:szCs w:val="4"/>
+                <w:rStyle w:val="SourceText"/>
               </w:rPr>
-            </w:r>
-          </w:p>
-        </w:tc>
-        <w:tc>
-          <w:tcPr>
-            <w:tcW w:w="1764" w:type="dxa"/>
-            <w:tcBorders/>
-            <w:vAlign w:val="center"/>
-          </w:tcPr>
-          <w:p>
-            <w:pPr>
-              <w:pStyle w:val="TableContents"/>
-              <w:bidi w:val="0"/>
-              <w:spacing w:before="0" w:after="283"/>
-              <w:jc w:val="left"/>
+              <w:t>VOICE_ASR_REQUIRE_CUDA=0</w:t>
+            </w:r>
+            <w:r>
+              <w:rPr/>
+              <w:t>)</w:t>
+            </w:r>
+          </w:p>
+        </w:tc>
+        <w:tc>
+          <w:tcPr>
+            <w:tcW w:w="1361" w:type="dxa"/>
+            <w:tcBorders/>
+            <w:vAlign w:val="center"/>
+          </w:tcPr>
+          <w:p>
+            <w:pPr>
+              <w:pStyle w:val="TableContents"/>
+              <w:bidi w:val="0"/>
+              <w:spacing w:before="0" w:after="283"/>
+              <w:jc w:val="left"/>
+              <w:rPr/>
+            </w:pPr>
+            <w:r>
+              <w:rPr/>
+              <w:t>GPU shared with another stack; voice could not create a CUDA context (22 restarts)</w:t>
+            </w:r>
+          </w:p>
+        </w:tc>
+        <w:tc>
+          <w:tcPr>
+            <w:tcW w:w="1214" w:type="dxa"/>
+            <w:tcBorders/>
+            <w:vAlign w:val="center"/>
+          </w:tcPr>
+          <w:p>
+            <w:pPr>
+              <w:pStyle w:val="TableContents"/>
+              <w:bidi w:val="0"/>
+              <w:spacing w:before="0" w:after="283"/>
+              <w:jc w:val="left"/>
+              <w:rPr/>
+            </w:pPr>
+            <w:r>
+              <w:rPr/>
+              <w:t>Not reviewed</w:t>
+            </w:r>
+          </w:p>
+        </w:tc>
+        <w:tc>
+          <w:tcPr>
+            <w:tcW w:w="1381" w:type="dxa"/>
+            <w:tcBorders/>
+            <w:vAlign w:val="center"/>
+          </w:tcPr>
+          <w:p>
+            <w:pPr>
+              <w:pStyle w:val="TableContents"/>
+              <w:bidi w:val="0"/>
+              <w:spacing w:before="0" w:after="283"/>
+              <w:jc w:val="left"/>
+              <w:rPr/>
+            </w:pPr>
+            <w:r>
+              <w:rPr/>
+              <w:t>Voice healthy first attempt; AC-101.9 pass</w:t>
+            </w:r>
+          </w:p>
+        </w:tc>
+        <w:tc>
+          <w:tcPr>
+            <w:tcW w:w="2075" w:type="dxa"/>
+            <w:tcBorders/>
+            <w:vAlign w:val="center"/>
+          </w:tcPr>
+          <w:p>
+            <w:pPr>
+              <w:pStyle w:val="TableContents"/>
+              <w:bidi w:val="0"/>
+              <w:spacing w:before="0" w:after="283"/>
+              <w:jc w:val="left"/>
+              <w:rPr/>
+            </w:pPr>
+            <w:r>
               <w:rPr>
-                <w:sz w:val="4"/>
-                <w:szCs w:val="4"/>
+                <w:rStyle w:val="SourceText"/>
               </w:rPr>
-            </w:pPr>
+              <w:t>.env</w:t>
+            </w:r>
+            <w:r>
+              <w:rPr/>
+              <w:t xml:space="preserve"> (untracked)</w:t>
+            </w:r>
+          </w:p>
+        </w:tc>
+        <w:tc>
+          <w:tcPr>
+            <w:tcW w:w="1483" w:type="dxa"/>
+            <w:tcBorders/>
+            <w:vAlign w:val="center"/>
+          </w:tcPr>
+          <w:p>
+            <w:pPr>
+              <w:pStyle w:val="TableContents"/>
+              <w:bidi w:val="0"/>
+              <w:spacing w:before="0" w:after="283"/>
+              <w:jc w:val="left"/>
+              <w:rPr/>
+            </w:pPr>
+            <w:r>
+              <w:rPr/>
+              <w:t>Done — revert when the GPU is not shared</w:t>
+            </w:r>
+          </w:p>
+        </w:tc>
+      </w:tr>
+      <w:tr>
+        <w:trPr/>
+        <w:tc>
+          <w:tcPr>
+            <w:tcW w:w="575" w:type="dxa"/>
+            <w:tcBorders/>
+            <w:vAlign w:val="center"/>
+          </w:tcPr>
+          <w:p>
+            <w:pPr>
+              <w:pStyle w:val="TableContents"/>
+              <w:bidi w:val="0"/>
+              <w:spacing w:before="0" w:after="283"/>
+              <w:jc w:val="left"/>
+              <w:rPr/>
+            </w:pPr>
+            <w:r>
+              <w:rPr/>
+              <w:t>DC-2026-005</w:t>
+            </w:r>
+          </w:p>
+        </w:tc>
+        <w:tc>
+          <w:tcPr>
+            <w:tcW w:w="644" w:type="dxa"/>
+            <w:tcBorders/>
+            <w:vAlign w:val="center"/>
+          </w:tcPr>
+          <w:p>
+            <w:pPr>
+              <w:pStyle w:val="TableContents"/>
+              <w:bidi w:val="0"/>
+              <w:spacing w:before="0" w:after="283"/>
+              <w:jc w:val="left"/>
+              <w:rPr/>
+            </w:pPr>
+            <w:r>
+              <w:rPr/>
+              <w:t>2026-10-06</w:t>
+            </w:r>
+          </w:p>
+        </w:tc>
+        <w:tc>
+          <w:tcPr>
+            <w:tcW w:w="1192" w:type="dxa"/>
+            <w:tcBorders/>
+            <w:vAlign w:val="center"/>
+          </w:tcPr>
+          <w:p>
+            <w:pPr>
+              <w:pStyle w:val="TableContents"/>
+              <w:bidi w:val="0"/>
+              <w:spacing w:before="0" w:after="283"/>
+              <w:jc w:val="left"/>
+              <w:rPr/>
+            </w:pPr>
+            <w:r>
+              <w:rPr/>
+              <w:t>Configuration</w:t>
+            </w:r>
+          </w:p>
+        </w:tc>
+        <w:tc>
+          <w:tcPr>
+            <w:tcW w:w="1414" w:type="dxa"/>
+            <w:tcBorders/>
+            <w:vAlign w:val="center"/>
+          </w:tcPr>
+          <w:p>
+            <w:pPr>
+              <w:pStyle w:val="TableContents"/>
+              <w:bidi w:val="0"/>
+              <w:spacing w:before="0" w:after="283"/>
+              <w:jc w:val="left"/>
+              <w:rPr/>
+            </w:pPr>
+            <w:r>
+              <w:rPr/>
+              <w:t>Ollama embeddings on the CPU (</w:t>
+            </w:r>
             <w:r>
               <w:rPr>
-                <w:sz w:val="4"/>
-                <w:szCs w:val="4"/>
+                <w:rStyle w:val="SourceText"/>
               </w:rPr>
-            </w:r>
-          </w:p>
-        </w:tc>
-        <w:tc>
-          <w:tcPr>
-            <w:tcW w:w="694" w:type="dxa"/>
-            <w:tcBorders/>
-            <w:vAlign w:val="center"/>
-          </w:tcPr>
-          <w:p>
-            <w:pPr>
-              <w:pStyle w:val="TableContents"/>
-              <w:bidi w:val="0"/>
-              <w:spacing w:before="0" w:after="283"/>
-              <w:jc w:val="left"/>
+              <w:t>OLLAMA_CUDA_VISIBLE_DEVICES</w:t>
+            </w:r>
+            <w:r>
+              <w:rPr/>
+              <w:t xml:space="preserve"> in compose; empty in </w:t>
+            </w:r>
+            <w:r>
               <w:rPr>
-                <w:sz w:val="4"/>
-                <w:szCs w:val="4"/>
+                <w:rStyle w:val="SourceText"/>
               </w:rPr>
+              <w:t>.env</w:t>
+            </w:r>
+            <w:r>
+              <w:rPr/>
+              <w:t>)</w:t>
+            </w:r>
+          </w:p>
+        </w:tc>
+        <w:tc>
+          <w:tcPr>
+            <w:tcW w:w="1361" w:type="dxa"/>
+            <w:tcBorders/>
+            <w:vAlign w:val="center"/>
+          </w:tcPr>
+          <w:p>
+            <w:pPr>
+              <w:pStyle w:val="TableContents"/>
+              <w:bidi w:val="0"/>
+              <w:spacing w:before="0" w:after="283"/>
+              <w:jc w:val="left"/>
+              <w:rPr/>
+            </w:pPr>
+            <w:r>
+              <w:rPr/>
+              <w:t>Correction for NC-2026-016</w:t>
+            </w:r>
+          </w:p>
+        </w:tc>
+        <w:tc>
+          <w:tcPr>
+            <w:tcW w:w="1214" w:type="dxa"/>
+            <w:tcBorders/>
+            <w:vAlign w:val="center"/>
+          </w:tcPr>
+          <w:p>
+            <w:pPr>
+              <w:pStyle w:val="TableContents"/>
+              <w:bidi w:val="0"/>
+              <w:spacing w:before="0" w:after="283"/>
+              <w:jc w:val="left"/>
+              <w:rPr/>
+            </w:pPr>
+            <w:r>
+              <w:rPr/>
+              <w:t>Not reviewed</w:t>
+            </w:r>
+          </w:p>
+        </w:tc>
+        <w:tc>
+          <w:tcPr>
+            <w:tcW w:w="1381" w:type="dxa"/>
+            <w:tcBorders/>
+            <w:vAlign w:val="center"/>
+          </w:tcPr>
+          <w:p>
+            <w:pPr>
+              <w:pStyle w:val="TableContents"/>
+              <w:bidi w:val="0"/>
+              <w:spacing w:before="0" w:after="283"/>
+              <w:jc w:val="left"/>
+              <w:rPr/>
+            </w:pPr>
+            <w:r>
+              <w:rPr/>
+              <w:t>Embedding call 200 (768 dims); acceptance run 4 all pass</w:t>
+            </w:r>
+          </w:p>
+        </w:tc>
+        <w:tc>
+          <w:tcPr>
+            <w:tcW w:w="2075" w:type="dxa"/>
+            <w:tcBorders/>
+            <w:vAlign w:val="center"/>
+          </w:tcPr>
+          <w:p>
+            <w:pPr>
+              <w:pStyle w:val="TableContents"/>
+              <w:bidi w:val="0"/>
+              <w:spacing w:before="0" w:after="283"/>
+              <w:jc w:val="left"/>
+              <w:rPr/>
             </w:pPr>
             <w:r>
               <w:rPr>
-                <w:sz w:val="4"/>
-                <w:szCs w:val="4"/>
+                <w:rStyle w:val="SourceText"/>
               </w:rPr>
+              <w:t>docker-compose.yml</w:t>
+            </w:r>
+            <w:r>
+              <w:rPr/>
+              <w:t xml:space="preserve"> + </w:t>
+            </w:r>
+            <w:r>
+              <w:rPr>
+                <w:rStyle w:val="SourceText"/>
+              </w:rPr>
+              <w:t>.env</w:t>
+            </w:r>
+          </w:p>
+        </w:tc>
+        <w:tc>
+          <w:tcPr>
+            <w:tcW w:w="1483" w:type="dxa"/>
+            <w:tcBorders/>
+            <w:vAlign w:val="center"/>
+          </w:tcPr>
+          <w:p>
+            <w:pPr>
+              <w:pStyle w:val="TableContents"/>
+              <w:bidi w:val="0"/>
+              <w:spacing w:before="0" w:after="283"/>
+              <w:jc w:val="left"/>
+              <w:rPr/>
+            </w:pPr>
+            <w:r>
+              <w:rPr/>
+              <w:t>Done — revert when the GPU is not shared</w:t>
+            </w:r>
+          </w:p>
+        </w:tc>
+      </w:tr>
+      <w:tr>
+        <w:trPr/>
+        <w:tc>
+          <w:tcPr>
+            <w:tcW w:w="575" w:type="dxa"/>
+            <w:tcBorders/>
+            <w:vAlign w:val="center"/>
+          </w:tcPr>
+          <w:p>
+            <w:pPr>
+              <w:pStyle w:val="TableContents"/>
+              <w:bidi w:val="0"/>
+              <w:spacing w:before="0" w:after="283"/>
+              <w:jc w:val="left"/>
+              <w:rPr/>
+            </w:pPr>
+            <w:r>
+              <w:rPr/>
+              <w:t>DC-2026-006</w:t>
+            </w:r>
+          </w:p>
+        </w:tc>
+        <w:tc>
+          <w:tcPr>
+            <w:tcW w:w="644" w:type="dxa"/>
+            <w:tcBorders/>
+            <w:vAlign w:val="center"/>
+          </w:tcPr>
+          <w:p>
+            <w:pPr>
+              <w:pStyle w:val="TableContents"/>
+              <w:bidi w:val="0"/>
+              <w:spacing w:before="0" w:after="283"/>
+              <w:jc w:val="left"/>
+              <w:rPr/>
+            </w:pPr>
+            <w:r>
+              <w:rPr/>
+              <w:t>2026-10-06</w:t>
+            </w:r>
+          </w:p>
+        </w:tc>
+        <w:tc>
+          <w:tcPr>
+            <w:tcW w:w="1192" w:type="dxa"/>
+            <w:tcBorders/>
+            <w:vAlign w:val="center"/>
+          </w:tcPr>
+          <w:p>
+            <w:pPr>
+              <w:pStyle w:val="TableContents"/>
+              <w:bidi w:val="0"/>
+              <w:spacing w:before="0" w:after="283"/>
+              <w:jc w:val="left"/>
+              <w:rPr/>
+            </w:pPr>
+            <w:r>
+              <w:rPr/>
+              <w:t>Release identification</w:t>
+            </w:r>
+          </w:p>
+        </w:tc>
+        <w:tc>
+          <w:tcPr>
+            <w:tcW w:w="1414" w:type="dxa"/>
+            <w:tcBorders/>
+            <w:vAlign w:val="center"/>
+          </w:tcPr>
+          <w:p>
+            <w:pPr>
+              <w:pStyle w:val="TableContents"/>
+              <w:bidi w:val="0"/>
+              <w:spacing w:before="0" w:after="283"/>
+              <w:jc w:val="left"/>
+              <w:rPr/>
+            </w:pPr>
+            <w:r>
+              <w:rPr>
+                <w:rStyle w:val="SourceText"/>
+              </w:rPr>
+              <w:t>BUILD_VERSION</w:t>
+            </w:r>
+            <w:r>
+              <w:rPr/>
+              <w:t>/</w:t>
+            </w:r>
+            <w:r>
+              <w:rPr>
+                <w:rStyle w:val="SourceText"/>
+              </w:rPr>
+              <w:t>BUILD_COMMIT</w:t>
+            </w:r>
+            <w:r>
+              <w:rPr/>
+              <w:t>/</w:t>
+            </w:r>
+            <w:r>
+              <w:rPr>
+                <w:rStyle w:val="SourceText"/>
+              </w:rPr>
+              <w:t>BUILD_DATE</w:t>
+            </w:r>
+            <w:r>
+              <w:rPr/>
+              <w:t xml:space="preserve"> held in </w:t>
+            </w:r>
+            <w:r>
+              <w:rPr>
+                <w:rStyle w:val="SourceText"/>
+              </w:rPr>
+              <w:t>.env</w:t>
+            </w:r>
+            <w:r>
+              <w:rPr/>
+              <w:t xml:space="preserve"> for the running images</w:t>
+            </w:r>
+          </w:p>
+        </w:tc>
+        <w:tc>
+          <w:tcPr>
+            <w:tcW w:w="1361" w:type="dxa"/>
+            <w:tcBorders/>
+            <w:vAlign w:val="center"/>
+          </w:tcPr>
+          <w:p>
+            <w:pPr>
+              <w:pStyle w:val="TableContents"/>
+              <w:bidi w:val="0"/>
+              <w:spacing w:before="0" w:after="283"/>
+              <w:jc w:val="left"/>
+              <w:rPr/>
+            </w:pPr>
+            <w:r>
+              <w:rPr/>
+              <w:t>ISO 8.5.2</w:t>
+            </w:r>
+          </w:p>
+        </w:tc>
+        <w:tc>
+          <w:tcPr>
+            <w:tcW w:w="1214" w:type="dxa"/>
+            <w:tcBorders/>
+            <w:vAlign w:val="center"/>
+          </w:tcPr>
+          <w:p>
+            <w:pPr>
+              <w:pStyle w:val="TableContents"/>
+              <w:bidi w:val="0"/>
+              <w:spacing w:before="0" w:after="283"/>
+              <w:jc w:val="left"/>
+              <w:rPr/>
+            </w:pPr>
+            <w:r>
+              <w:rPr/>
+              <w:t>Not reviewed</w:t>
+            </w:r>
+          </w:p>
+        </w:tc>
+        <w:tc>
+          <w:tcPr>
+            <w:tcW w:w="1381" w:type="dxa"/>
+            <w:tcBorders/>
+            <w:vAlign w:val="center"/>
+          </w:tcPr>
+          <w:p>
+            <w:pPr>
+              <w:pStyle w:val="TableContents"/>
+              <w:bidi w:val="0"/>
+              <w:spacing w:before="0" w:after="283"/>
+              <w:jc w:val="left"/>
+              <w:rPr/>
+            </w:pPr>
+            <w:r>
+              <w:rPr/>
+              <w:t>TC-EM-REL-106</w:t>
+            </w:r>
+          </w:p>
+        </w:tc>
+        <w:tc>
+          <w:tcPr>
+            <w:tcW w:w="2075" w:type="dxa"/>
+            <w:tcBorders/>
+            <w:vAlign w:val="center"/>
+          </w:tcPr>
+          <w:p>
+            <w:pPr>
+              <w:pStyle w:val="TableContents"/>
+              <w:bidi w:val="0"/>
+              <w:spacing w:before="0" w:after="283"/>
+              <w:jc w:val="left"/>
+              <w:rPr/>
+            </w:pPr>
+            <w:r>
+              <w:rPr>
+                <w:rStyle w:val="SourceText"/>
+              </w:rPr>
+              <w:t>.env</w:t>
+            </w:r>
+            <w:r>
+              <w:rPr/>
+              <w:t xml:space="preserve"> (untracked)</w:t>
+            </w:r>
+          </w:p>
+        </w:tc>
+        <w:tc>
+          <w:tcPr>
+            <w:tcW w:w="1483" w:type="dxa"/>
+            <w:tcBorders/>
+            <w:vAlign w:val="center"/>
+          </w:tcPr>
+          <w:p>
+            <w:pPr>
+              <w:pStyle w:val="TableContents"/>
+              <w:bidi w:val="0"/>
+              <w:spacing w:before="0" w:after="283"/>
+              <w:jc w:val="left"/>
+              <w:rPr/>
+            </w:pPr>
+            <w:r>
+              <w:rPr/>
+              <w:t>Done</w:t>
             </w:r>
           </w:p>
         </w:tc>

--- a/docs/qms/evidence-2026/QMS_Word/registers__REG-07_Design_and_Change_Register.docx
+++ b/docs/qms/evidence-2026/QMS_Word/registers__REG-07_Design_and_Change_Register.docx
@@ -17,20 +17,20 @@
     </w:p>
     <w:tbl>
       <w:tblPr>
-        <w:tblW w:w="5057" w:type="dxa"/>
+        <w:tblW w:w="5000" w:type="pct"/>
         <w:jc w:val="left"/>
-        <w:tblInd w:w="0" w:type="dxa"/>
+        <w:tblInd w:w="-7" w:type="dxa"/>
         <w:tblLayout w:type="fixed"/>
         <w:tblCellMar>
-          <w:top w:w="28" w:type="dxa"/>
-          <w:left w:w="28" w:type="dxa"/>
-          <w:bottom w:w="28" w:type="dxa"/>
-          <w:right w:w="28" w:type="dxa"/>
+          <w:top w:w="60" w:type="dxa"/>
+          <w:left w:w="60" w:type="dxa"/>
+          <w:bottom w:w="60" w:type="dxa"/>
+          <w:right w:w="60" w:type="dxa"/>
         </w:tblCellMar>
       </w:tblPr>
       <w:tblGrid>
-        <w:gridCol w:w="1951"/>
-        <w:gridCol w:w="3106"/>
+        <w:gridCol w:w="2739"/>
+        <w:gridCol w:w="8599"/>
       </w:tblGrid>
       <w:tr>
         <w:trPr>
@@ -38,44 +38,60 @@
         </w:trPr>
         <w:tc>
           <w:tcPr>
-            <w:tcW w:w="1951" w:type="dxa"/>
-            <w:tcBorders/>
+            <w:tcW w:w="2739" w:type="dxa"/>
+            <w:tcBorders>
+              <w:top w:val="single" w:sz="6" w:space="0" w:color="BFC7D5"/>
+              <w:left w:val="single" w:sz="6" w:space="0" w:color="BFC7D5"/>
+              <w:bottom w:val="single" w:sz="2" w:space="0" w:color="BFC7D5"/>
+              <w:right w:val="single" w:sz="6" w:space="0" w:color="BFC7D5"/>
+            </w:tcBorders>
+            <w:shd w:fill="1F3A5F" w:val="clear"/>
             <w:vAlign w:val="center"/>
           </w:tcPr>
           <w:p>
             <w:pPr>
               <w:pStyle w:val="TableHeading"/>
-              <w:suppressLineNumbers/>
-              <w:shd w:fill="1F3A5F" w:val="clear"/>
-              <w:bidi w:val="0"/>
-              <w:spacing w:before="0" w:after="283"/>
-              <w:jc w:val="center"/>
-              <w:rPr/>
-            </w:pPr>
-            <w:r>
-              <w:rPr/>
+              <w:bidi w:val="0"/>
+              <w:spacing w:before="0" w:after="283"/>
+              <w:jc w:val="left"/>
+              <w:rPr>
+                <w:color w:val="FFFFFF"/>
+              </w:rPr>
+            </w:pPr>
+            <w:r>
+              <w:rPr>
+                <w:color w:val="FFFFFF"/>
+              </w:rPr>
               <w:t>Field</w:t>
             </w:r>
           </w:p>
         </w:tc>
         <w:tc>
           <w:tcPr>
-            <w:tcW w:w="3106" w:type="dxa"/>
-            <w:tcBorders/>
+            <w:tcW w:w="8599" w:type="dxa"/>
+            <w:tcBorders>
+              <w:top w:val="single" w:sz="6" w:space="0" w:color="BFC7D5"/>
+              <w:left w:val="single" w:sz="2" w:space="0" w:color="BFC7D5"/>
+              <w:bottom w:val="single" w:sz="2" w:space="0" w:color="BFC7D5"/>
+              <w:right w:val="single" w:sz="6" w:space="0" w:color="BFC7D5"/>
+            </w:tcBorders>
+            <w:shd w:fill="1F3A5F" w:val="clear"/>
             <w:vAlign w:val="center"/>
           </w:tcPr>
           <w:p>
             <w:pPr>
               <w:pStyle w:val="TableHeading"/>
-              <w:suppressLineNumbers/>
-              <w:shd w:fill="1F3A5F" w:val="clear"/>
-              <w:bidi w:val="0"/>
-              <w:spacing w:before="0" w:after="283"/>
-              <w:jc w:val="center"/>
-              <w:rPr/>
-            </w:pPr>
-            <w:r>
-              <w:rPr/>
+              <w:bidi w:val="0"/>
+              <w:spacing w:before="0" w:after="283"/>
+              <w:jc w:val="left"/>
+              <w:rPr>
+                <w:color w:val="FFFFFF"/>
+              </w:rPr>
+            </w:pPr>
+            <w:r>
+              <w:rPr>
+                <w:color w:val="FFFFFF"/>
+              </w:rPr>
               <w:t>Value</w:t>
             </w:r>
           </w:p>
@@ -85,8 +101,12 @@
         <w:trPr/>
         <w:tc>
           <w:tcPr>
-            <w:tcW w:w="1951" w:type="dxa"/>
-            <w:tcBorders/>
+            <w:tcW w:w="2739" w:type="dxa"/>
+            <w:tcBorders>
+              <w:left w:val="single" w:sz="6" w:space="0" w:color="BFC7D5"/>
+              <w:bottom w:val="single" w:sz="2" w:space="0" w:color="BFC7D5"/>
+              <w:right w:val="single" w:sz="6" w:space="0" w:color="BFC7D5"/>
+            </w:tcBorders>
             <w:vAlign w:val="center"/>
           </w:tcPr>
           <w:p>
@@ -105,8 +125,12 @@
         </w:tc>
         <w:tc>
           <w:tcPr>
-            <w:tcW w:w="3106" w:type="dxa"/>
-            <w:tcBorders/>
+            <w:tcW w:w="8599" w:type="dxa"/>
+            <w:tcBorders>
+              <w:left w:val="single" w:sz="2" w:space="0" w:color="BFC7D5"/>
+              <w:bottom w:val="single" w:sz="2" w:space="0" w:color="BFC7D5"/>
+              <w:right w:val="single" w:sz="6" w:space="0" w:color="BFC7D5"/>
+            </w:tcBorders>
             <w:vAlign w:val="center"/>
           </w:tcPr>
           <w:p>
@@ -128,8 +152,12 @@
         <w:trPr/>
         <w:tc>
           <w:tcPr>
-            <w:tcW w:w="1951" w:type="dxa"/>
-            <w:tcBorders/>
+            <w:tcW w:w="2739" w:type="dxa"/>
+            <w:tcBorders>
+              <w:left w:val="single" w:sz="6" w:space="0" w:color="BFC7D5"/>
+              <w:bottom w:val="single" w:sz="2" w:space="0" w:color="BFC7D5"/>
+              <w:right w:val="single" w:sz="6" w:space="0" w:color="BFC7D5"/>
+            </w:tcBorders>
             <w:vAlign w:val="center"/>
           </w:tcPr>
           <w:p>
@@ -148,8 +176,12 @@
         </w:tc>
         <w:tc>
           <w:tcPr>
-            <w:tcW w:w="3106" w:type="dxa"/>
-            <w:tcBorders/>
+            <w:tcW w:w="8599" w:type="dxa"/>
+            <w:tcBorders>
+              <w:left w:val="single" w:sz="2" w:space="0" w:color="BFC7D5"/>
+              <w:bottom w:val="single" w:sz="2" w:space="0" w:color="BFC7D5"/>
+              <w:right w:val="single" w:sz="6" w:space="0" w:color="BFC7D5"/>
+            </w:tcBorders>
             <w:vAlign w:val="center"/>
           </w:tcPr>
           <w:p>
@@ -171,8 +203,12 @@
         <w:trPr/>
         <w:tc>
           <w:tcPr>
-            <w:tcW w:w="1951" w:type="dxa"/>
-            <w:tcBorders/>
+            <w:tcW w:w="2739" w:type="dxa"/>
+            <w:tcBorders>
+              <w:left w:val="single" w:sz="6" w:space="0" w:color="BFC7D5"/>
+              <w:bottom w:val="single" w:sz="2" w:space="0" w:color="BFC7D5"/>
+              <w:right w:val="single" w:sz="6" w:space="0" w:color="BFC7D5"/>
+            </w:tcBorders>
             <w:vAlign w:val="center"/>
           </w:tcPr>
           <w:p>
@@ -191,8 +227,12 @@
         </w:tc>
         <w:tc>
           <w:tcPr>
-            <w:tcW w:w="3106" w:type="dxa"/>
-            <w:tcBorders/>
+            <w:tcW w:w="8599" w:type="dxa"/>
+            <w:tcBorders>
+              <w:left w:val="single" w:sz="2" w:space="0" w:color="BFC7D5"/>
+              <w:bottom w:val="single" w:sz="2" w:space="0" w:color="BFC7D5"/>
+              <w:right w:val="single" w:sz="6" w:space="0" w:color="BFC7D5"/>
+            </w:tcBorders>
             <w:vAlign w:val="center"/>
           </w:tcPr>
           <w:p>
@@ -216,8 +256,12 @@
         <w:trPr/>
         <w:tc>
           <w:tcPr>
-            <w:tcW w:w="1951" w:type="dxa"/>
-            <w:tcBorders/>
+            <w:tcW w:w="2739" w:type="dxa"/>
+            <w:tcBorders>
+              <w:left w:val="single" w:sz="6" w:space="0" w:color="BFC7D5"/>
+              <w:bottom w:val="single" w:sz="2" w:space="0" w:color="BFC7D5"/>
+              <w:right w:val="single" w:sz="6" w:space="0" w:color="BFC7D5"/>
+            </w:tcBorders>
             <w:vAlign w:val="center"/>
           </w:tcPr>
           <w:p>
@@ -236,21 +280,25 @@
         </w:tc>
         <w:tc>
           <w:tcPr>
-            <w:tcW w:w="3106" w:type="dxa"/>
-            <w:tcBorders/>
-            <w:vAlign w:val="center"/>
-          </w:tcPr>
-          <w:p>
-            <w:pPr>
-              <w:pStyle w:val="TableContents"/>
-              <w:bidi w:val="0"/>
-              <w:spacing w:before="0" w:after="283"/>
-              <w:jc w:val="left"/>
-              <w:rPr/>
-            </w:pPr>
-            <w:r>
-              <w:rPr/>
-              <w:t>Lead Engineer</w:t>
+            <w:tcW w:w="8599" w:type="dxa"/>
+            <w:tcBorders>
+              <w:left w:val="single" w:sz="2" w:space="0" w:color="BFC7D5"/>
+              <w:bottom w:val="single" w:sz="2" w:space="0" w:color="BFC7D5"/>
+              <w:right w:val="single" w:sz="6" w:space="0" w:color="BFC7D5"/>
+            </w:tcBorders>
+            <w:vAlign w:val="center"/>
+          </w:tcPr>
+          <w:p>
+            <w:pPr>
+              <w:pStyle w:val="TableContents"/>
+              <w:bidi w:val="0"/>
+              <w:spacing w:before="0" w:after="283"/>
+              <w:jc w:val="left"/>
+              <w:rPr/>
+            </w:pPr>
+            <w:r>
+              <w:rPr/>
+              <w:t>Lead Engineer (Richard Watson Stephen Amudha)</w:t>
             </w:r>
           </w:p>
         </w:tc>
@@ -259,8 +307,12 @@
         <w:trPr/>
         <w:tc>
           <w:tcPr>
-            <w:tcW w:w="1951" w:type="dxa"/>
-            <w:tcBorders/>
+            <w:tcW w:w="2739" w:type="dxa"/>
+            <w:tcBorders>
+              <w:left w:val="single" w:sz="6" w:space="0" w:color="BFC7D5"/>
+              <w:bottom w:val="single" w:sz="2" w:space="0" w:color="BFC7D5"/>
+              <w:right w:val="single" w:sz="6" w:space="0" w:color="BFC7D5"/>
+            </w:tcBorders>
             <w:vAlign w:val="center"/>
           </w:tcPr>
           <w:p>
@@ -279,8 +331,12 @@
         </w:tc>
         <w:tc>
           <w:tcPr>
-            <w:tcW w:w="3106" w:type="dxa"/>
-            <w:tcBorders/>
+            <w:tcW w:w="8599" w:type="dxa"/>
+            <w:tcBorders>
+              <w:left w:val="single" w:sz="2" w:space="0" w:color="BFC7D5"/>
+              <w:bottom w:val="single" w:sz="2" w:space="0" w:color="BFC7D5"/>
+              <w:right w:val="single" w:sz="6" w:space="0" w:color="BFC7D5"/>
+            </w:tcBorders>
             <w:vAlign w:val="center"/>
           </w:tcPr>
           <w:p>
@@ -302,8 +358,12 @@
         <w:trPr/>
         <w:tc>
           <w:tcPr>
-            <w:tcW w:w="1951" w:type="dxa"/>
-            <w:tcBorders/>
+            <w:tcW w:w="2739" w:type="dxa"/>
+            <w:tcBorders>
+              <w:left w:val="single" w:sz="6" w:space="0" w:color="BFC7D5"/>
+              <w:bottom w:val="single" w:sz="2" w:space="0" w:color="BFC7D5"/>
+              <w:right w:val="single" w:sz="6" w:space="0" w:color="BFC7D5"/>
+            </w:tcBorders>
             <w:vAlign w:val="center"/>
           </w:tcPr>
           <w:p>
@@ -322,8 +382,12 @@
         </w:tc>
         <w:tc>
           <w:tcPr>
-            <w:tcW w:w="3106" w:type="dxa"/>
-            <w:tcBorders/>
+            <w:tcW w:w="8599" w:type="dxa"/>
+            <w:tcBorders>
+              <w:left w:val="single" w:sz="2" w:space="0" w:color="BFC7D5"/>
+              <w:bottom w:val="single" w:sz="2" w:space="0" w:color="BFC7D5"/>
+              <w:right w:val="single" w:sz="6" w:space="0" w:color="BFC7D5"/>
+            </w:tcBorders>
             <w:vAlign w:val="center"/>
           </w:tcPr>
           <w:p>
@@ -337,6 +401,57 @@
             <w:r>
               <w:rPr/>
               <w:t>SOP-05 (design), SOP-06 (change)</w:t>
+            </w:r>
+          </w:p>
+        </w:tc>
+      </w:tr>
+      <w:tr>
+        <w:trPr/>
+        <w:tc>
+          <w:tcPr>
+            <w:tcW w:w="2739" w:type="dxa"/>
+            <w:tcBorders>
+              <w:left w:val="single" w:sz="6" w:space="0" w:color="BFC7D5"/>
+              <w:bottom w:val="single" w:sz="6" w:space="0" w:color="BFC7D5"/>
+              <w:right w:val="single" w:sz="6" w:space="0" w:color="BFC7D5"/>
+            </w:tcBorders>
+            <w:vAlign w:val="center"/>
+          </w:tcPr>
+          <w:p>
+            <w:pPr>
+              <w:pStyle w:val="TableContents"/>
+              <w:bidi w:val="0"/>
+              <w:spacing w:before="0" w:after="283"/>
+              <w:jc w:val="left"/>
+              <w:rPr/>
+            </w:pPr>
+            <w:r>
+              <w:rPr/>
+              <w:t>Reviewed</w:t>
+            </w:r>
+          </w:p>
+        </w:tc>
+        <w:tc>
+          <w:tcPr>
+            <w:tcW w:w="8599" w:type="dxa"/>
+            <w:tcBorders>
+              <w:left w:val="single" w:sz="2" w:space="0" w:color="BFC7D5"/>
+              <w:bottom w:val="single" w:sz="6" w:space="0" w:color="BFC7D5"/>
+              <w:right w:val="single" w:sz="6" w:space="0" w:color="BFC7D5"/>
+            </w:tcBorders>
+            <w:vAlign w:val="center"/>
+          </w:tcPr>
+          <w:p>
+            <w:pPr>
+              <w:pStyle w:val="TableContents"/>
+              <w:bidi w:val="0"/>
+              <w:spacing w:before="0" w:after="283"/>
+              <w:jc w:val="left"/>
+              <w:rPr/>
+            </w:pPr>
+            <w:r>
+              <w:rPr/>
+              <w:t>2026-10-07 — Alexander Peter (EchoMind Project Lead); QA Sheryl Nazareth</w:t>
             </w:r>
           </w:p>
         </w:tc>
@@ -427,27 +542,27 @@
     </w:p>
     <w:tbl>
       <w:tblPr>
-        <w:tblW w:w="11339" w:type="dxa"/>
+        <w:tblW w:w="5000" w:type="pct"/>
         <w:jc w:val="left"/>
-        <w:tblInd w:w="0" w:type="dxa"/>
+        <w:tblInd w:w="-7" w:type="dxa"/>
         <w:tblLayout w:type="fixed"/>
         <w:tblCellMar>
-          <w:top w:w="28" w:type="dxa"/>
-          <w:left w:w="28" w:type="dxa"/>
-          <w:bottom w:w="28" w:type="dxa"/>
-          <w:right w:w="28" w:type="dxa"/>
+          <w:top w:w="60" w:type="dxa"/>
+          <w:left w:w="60" w:type="dxa"/>
+          <w:bottom w:w="60" w:type="dxa"/>
+          <w:right w:w="60" w:type="dxa"/>
         </w:tblCellMar>
       </w:tblPr>
       <w:tblGrid>
-        <w:gridCol w:w="575"/>
-        <w:gridCol w:w="644"/>
-        <w:gridCol w:w="1192"/>
-        <w:gridCol w:w="1414"/>
-        <w:gridCol w:w="1361"/>
-        <w:gridCol w:w="1214"/>
-        <w:gridCol w:w="1381"/>
-        <w:gridCol w:w="2075"/>
-        <w:gridCol w:w="1483"/>
+        <w:gridCol w:w="592"/>
+        <w:gridCol w:w="668"/>
+        <w:gridCol w:w="1209"/>
+        <w:gridCol w:w="1560"/>
+        <w:gridCol w:w="1249"/>
+        <w:gridCol w:w="1175"/>
+        <w:gridCol w:w="1362"/>
+        <w:gridCol w:w="2094"/>
+        <w:gridCol w:w="1430"/>
       </w:tblGrid>
       <w:tr>
         <w:trPr>
@@ -455,198 +570,270 @@
         </w:trPr>
         <w:tc>
           <w:tcPr>
-            <w:tcW w:w="575" w:type="dxa"/>
-            <w:tcBorders/>
+            <w:tcW w:w="592" w:type="dxa"/>
+            <w:tcBorders>
+              <w:top w:val="single" w:sz="6" w:space="0" w:color="BFC7D5"/>
+              <w:left w:val="single" w:sz="6" w:space="0" w:color="BFC7D5"/>
+              <w:bottom w:val="single" w:sz="2" w:space="0" w:color="BFC7D5"/>
+              <w:right w:val="single" w:sz="6" w:space="0" w:color="BFC7D5"/>
+            </w:tcBorders>
+            <w:shd w:fill="1F3A5F" w:val="clear"/>
             <w:vAlign w:val="center"/>
           </w:tcPr>
           <w:p>
             <w:pPr>
               <w:pStyle w:val="TableHeading"/>
-              <w:suppressLineNumbers/>
-              <w:shd w:fill="1F3A5F" w:val="clear"/>
-              <w:bidi w:val="0"/>
-              <w:spacing w:before="0" w:after="283"/>
-              <w:jc w:val="center"/>
-              <w:rPr/>
-            </w:pPr>
-            <w:r>
-              <w:rPr/>
+              <w:bidi w:val="0"/>
+              <w:spacing w:before="0" w:after="283"/>
+              <w:jc w:val="left"/>
+              <w:rPr>
+                <w:color w:val="FFFFFF"/>
+              </w:rPr>
+            </w:pPr>
+            <w:r>
+              <w:rPr>
+                <w:color w:val="FFFFFF"/>
+              </w:rPr>
               <w:t>Ref</w:t>
             </w:r>
           </w:p>
         </w:tc>
         <w:tc>
           <w:tcPr>
-            <w:tcW w:w="644" w:type="dxa"/>
-            <w:tcBorders/>
+            <w:tcW w:w="668" w:type="dxa"/>
+            <w:tcBorders>
+              <w:top w:val="single" w:sz="6" w:space="0" w:color="BFC7D5"/>
+              <w:left w:val="single" w:sz="2" w:space="0" w:color="BFC7D5"/>
+              <w:bottom w:val="single" w:sz="2" w:space="0" w:color="BFC7D5"/>
+              <w:right w:val="single" w:sz="6" w:space="0" w:color="BFC7D5"/>
+            </w:tcBorders>
+            <w:shd w:fill="1F3A5F" w:val="clear"/>
             <w:vAlign w:val="center"/>
           </w:tcPr>
           <w:p>
             <w:pPr>
               <w:pStyle w:val="TableHeading"/>
-              <w:suppressLineNumbers/>
-              <w:shd w:fill="1F3A5F" w:val="clear"/>
-              <w:bidi w:val="0"/>
-              <w:spacing w:before="0" w:after="283"/>
-              <w:jc w:val="center"/>
-              <w:rPr/>
-            </w:pPr>
-            <w:r>
-              <w:rPr/>
+              <w:bidi w:val="0"/>
+              <w:spacing w:before="0" w:after="283"/>
+              <w:jc w:val="left"/>
+              <w:rPr>
+                <w:color w:val="FFFFFF"/>
+              </w:rPr>
+            </w:pPr>
+            <w:r>
+              <w:rPr>
+                <w:color w:val="FFFFFF"/>
+              </w:rPr>
               <w:t>Date raised</w:t>
             </w:r>
           </w:p>
         </w:tc>
         <w:tc>
           <w:tcPr>
-            <w:tcW w:w="1192" w:type="dxa"/>
-            <w:tcBorders/>
+            <w:tcW w:w="1209" w:type="dxa"/>
+            <w:tcBorders>
+              <w:top w:val="single" w:sz="6" w:space="0" w:color="BFC7D5"/>
+              <w:left w:val="single" w:sz="2" w:space="0" w:color="BFC7D5"/>
+              <w:bottom w:val="single" w:sz="2" w:space="0" w:color="BFC7D5"/>
+              <w:right w:val="single" w:sz="6" w:space="0" w:color="BFC7D5"/>
+            </w:tcBorders>
+            <w:shd w:fill="1F3A5F" w:val="clear"/>
             <w:vAlign w:val="center"/>
           </w:tcPr>
           <w:p>
             <w:pPr>
               <w:pStyle w:val="TableHeading"/>
-              <w:suppressLineNumbers/>
-              <w:shd w:fill="1F3A5F" w:val="clear"/>
-              <w:bidi w:val="0"/>
-              <w:spacing w:before="0" w:after="283"/>
-              <w:jc w:val="center"/>
-              <w:rPr/>
-            </w:pPr>
-            <w:r>
-              <w:rPr/>
+              <w:bidi w:val="0"/>
+              <w:spacing w:before="0" w:after="283"/>
+              <w:jc w:val="left"/>
+              <w:rPr>
+                <w:color w:val="FFFFFF"/>
+              </w:rPr>
+            </w:pPr>
+            <w:r>
+              <w:rPr>
+                <w:color w:val="FFFFFF"/>
+              </w:rPr>
               <w:t>Class</w:t>
             </w:r>
           </w:p>
         </w:tc>
         <w:tc>
           <w:tcPr>
-            <w:tcW w:w="1414" w:type="dxa"/>
-            <w:tcBorders/>
+            <w:tcW w:w="1560" w:type="dxa"/>
+            <w:tcBorders>
+              <w:top w:val="single" w:sz="6" w:space="0" w:color="BFC7D5"/>
+              <w:left w:val="single" w:sz="2" w:space="0" w:color="BFC7D5"/>
+              <w:bottom w:val="single" w:sz="2" w:space="0" w:color="BFC7D5"/>
+              <w:right w:val="single" w:sz="6" w:space="0" w:color="BFC7D5"/>
+            </w:tcBorders>
+            <w:shd w:fill="1F3A5F" w:val="clear"/>
             <w:vAlign w:val="center"/>
           </w:tcPr>
           <w:p>
             <w:pPr>
               <w:pStyle w:val="TableHeading"/>
-              <w:suppressLineNumbers/>
-              <w:shd w:fill="1F3A5F" w:val="clear"/>
-              <w:bidi w:val="0"/>
-              <w:spacing w:before="0" w:after="283"/>
-              <w:jc w:val="center"/>
-              <w:rPr/>
-            </w:pPr>
-            <w:r>
-              <w:rPr/>
+              <w:bidi w:val="0"/>
+              <w:spacing w:before="0" w:after="283"/>
+              <w:jc w:val="left"/>
+              <w:rPr>
+                <w:color w:val="FFFFFF"/>
+              </w:rPr>
+            </w:pPr>
+            <w:r>
+              <w:rPr>
+                <w:color w:val="FFFFFF"/>
+              </w:rPr>
               <w:t>Title</w:t>
             </w:r>
           </w:p>
         </w:tc>
         <w:tc>
           <w:tcPr>
-            <w:tcW w:w="1361" w:type="dxa"/>
-            <w:tcBorders/>
+            <w:tcW w:w="1249" w:type="dxa"/>
+            <w:tcBorders>
+              <w:top w:val="single" w:sz="6" w:space="0" w:color="BFC7D5"/>
+              <w:left w:val="single" w:sz="2" w:space="0" w:color="BFC7D5"/>
+              <w:bottom w:val="single" w:sz="2" w:space="0" w:color="BFC7D5"/>
+              <w:right w:val="single" w:sz="6" w:space="0" w:color="BFC7D5"/>
+            </w:tcBorders>
+            <w:shd w:fill="1F3A5F" w:val="clear"/>
             <w:vAlign w:val="center"/>
           </w:tcPr>
           <w:p>
             <w:pPr>
               <w:pStyle w:val="TableHeading"/>
-              <w:suppressLineNumbers/>
-              <w:shd w:fill="1F3A5F" w:val="clear"/>
-              <w:bidi w:val="0"/>
-              <w:spacing w:before="0" w:after="283"/>
-              <w:jc w:val="center"/>
-              <w:rPr/>
-            </w:pPr>
-            <w:r>
-              <w:rPr/>
+              <w:bidi w:val="0"/>
+              <w:spacing w:before="0" w:after="283"/>
+              <w:jc w:val="left"/>
+              <w:rPr>
+                <w:color w:val="FFFFFF"/>
+              </w:rPr>
+            </w:pPr>
+            <w:r>
+              <w:rPr>
+                <w:color w:val="FFFFFF"/>
+              </w:rPr>
               <w:t>Design inputs / acceptance criteria</w:t>
             </w:r>
           </w:p>
         </w:tc>
         <w:tc>
           <w:tcPr>
-            <w:tcW w:w="1214" w:type="dxa"/>
-            <w:tcBorders/>
+            <w:tcW w:w="1175" w:type="dxa"/>
+            <w:tcBorders>
+              <w:top w:val="single" w:sz="6" w:space="0" w:color="BFC7D5"/>
+              <w:left w:val="single" w:sz="2" w:space="0" w:color="BFC7D5"/>
+              <w:bottom w:val="single" w:sz="2" w:space="0" w:color="BFC7D5"/>
+              <w:right w:val="single" w:sz="6" w:space="0" w:color="BFC7D5"/>
+            </w:tcBorders>
+            <w:shd w:fill="1F3A5F" w:val="clear"/>
             <w:vAlign w:val="center"/>
           </w:tcPr>
           <w:p>
             <w:pPr>
               <w:pStyle w:val="TableHeading"/>
-              <w:suppressLineNumbers/>
-              <w:shd w:fill="1F3A5F" w:val="clear"/>
-              <w:bidi w:val="0"/>
-              <w:spacing w:before="0" w:after="283"/>
-              <w:jc w:val="center"/>
-              <w:rPr/>
-            </w:pPr>
-            <w:r>
-              <w:rPr/>
+              <w:bidi w:val="0"/>
+              <w:spacing w:before="0" w:after="283"/>
+              <w:jc w:val="left"/>
+              <w:rPr>
+                <w:color w:val="FFFFFF"/>
+              </w:rPr>
+            </w:pPr>
+            <w:r>
+              <w:rPr>
+                <w:color w:val="FFFFFF"/>
+              </w:rPr>
               <w:t>Review (date, FRM-01 ref)</w:t>
             </w:r>
           </w:p>
         </w:tc>
         <w:tc>
           <w:tcPr>
-            <w:tcW w:w="1381" w:type="dxa"/>
-            <w:tcBorders/>
+            <w:tcW w:w="1362" w:type="dxa"/>
+            <w:tcBorders>
+              <w:top w:val="single" w:sz="6" w:space="0" w:color="BFC7D5"/>
+              <w:left w:val="single" w:sz="2" w:space="0" w:color="BFC7D5"/>
+              <w:bottom w:val="single" w:sz="2" w:space="0" w:color="BFC7D5"/>
+              <w:right w:val="single" w:sz="6" w:space="0" w:color="BFC7D5"/>
+            </w:tcBorders>
+            <w:shd w:fill="1F3A5F" w:val="clear"/>
             <w:vAlign w:val="center"/>
           </w:tcPr>
           <w:p>
             <w:pPr>
               <w:pStyle w:val="TableHeading"/>
-              <w:suppressLineNumbers/>
-              <w:shd w:fill="1F3A5F" w:val="clear"/>
-              <w:bidi w:val="0"/>
-              <w:spacing w:before="0" w:after="283"/>
-              <w:jc w:val="center"/>
-              <w:rPr/>
-            </w:pPr>
-            <w:r>
-              <w:rPr/>
+              <w:bidi w:val="0"/>
+              <w:spacing w:before="0" w:after="283"/>
+              <w:jc w:val="left"/>
+              <w:rPr>
+                <w:color w:val="FFFFFF"/>
+              </w:rPr>
+            </w:pPr>
+            <w:r>
+              <w:rPr>
+                <w:color w:val="FFFFFF"/>
+              </w:rPr>
               <w:t>Verification evidence</w:t>
             </w:r>
           </w:p>
         </w:tc>
         <w:tc>
           <w:tcPr>
-            <w:tcW w:w="2075" w:type="dxa"/>
-            <w:tcBorders/>
+            <w:tcW w:w="2094" w:type="dxa"/>
+            <w:tcBorders>
+              <w:top w:val="single" w:sz="6" w:space="0" w:color="BFC7D5"/>
+              <w:left w:val="single" w:sz="2" w:space="0" w:color="BFC7D5"/>
+              <w:bottom w:val="single" w:sz="2" w:space="0" w:color="BFC7D5"/>
+              <w:right w:val="single" w:sz="6" w:space="0" w:color="BFC7D5"/>
+            </w:tcBorders>
+            <w:shd w:fill="1F3A5F" w:val="clear"/>
             <w:vAlign w:val="center"/>
           </w:tcPr>
           <w:p>
             <w:pPr>
               <w:pStyle w:val="TableHeading"/>
-              <w:suppressLineNumbers/>
-              <w:shd w:fill="1F3A5F" w:val="clear"/>
-              <w:bidi w:val="0"/>
-              <w:spacing w:before="0" w:after="283"/>
-              <w:jc w:val="center"/>
-              <w:rPr/>
-            </w:pPr>
-            <w:r>
-              <w:rPr/>
+              <w:bidi w:val="0"/>
+              <w:spacing w:before="0" w:after="283"/>
+              <w:jc w:val="left"/>
+              <w:rPr>
+                <w:color w:val="FFFFFF"/>
+              </w:rPr>
+            </w:pPr>
+            <w:r>
+              <w:rPr>
+                <w:color w:val="FFFFFF"/>
+              </w:rPr>
               <w:t>Implemented (commit)</w:t>
             </w:r>
           </w:p>
         </w:tc>
         <w:tc>
           <w:tcPr>
-            <w:tcW w:w="1483" w:type="dxa"/>
-            <w:tcBorders/>
+            <w:tcW w:w="1430" w:type="dxa"/>
+            <w:tcBorders>
+              <w:top w:val="single" w:sz="6" w:space="0" w:color="BFC7D5"/>
+              <w:left w:val="single" w:sz="2" w:space="0" w:color="BFC7D5"/>
+              <w:bottom w:val="single" w:sz="2" w:space="0" w:color="BFC7D5"/>
+              <w:right w:val="single" w:sz="6" w:space="0" w:color="BFC7D5"/>
+            </w:tcBorders>
+            <w:shd w:fill="1F3A5F" w:val="clear"/>
             <w:vAlign w:val="center"/>
           </w:tcPr>
           <w:p>
             <w:pPr>
               <w:pStyle w:val="TableHeading"/>
-              <w:suppressLineNumbers/>
-              <w:shd w:fill="1F3A5F" w:val="clear"/>
-              <w:bidi w:val="0"/>
-              <w:spacing w:before="0" w:after="283"/>
-              <w:jc w:val="center"/>
-              <w:rPr/>
-            </w:pPr>
-            <w:r>
-              <w:rPr/>
+              <w:bidi w:val="0"/>
+              <w:spacing w:before="0" w:after="283"/>
+              <w:jc w:val="left"/>
+              <w:rPr>
+                <w:color w:val="FFFFFF"/>
+              </w:rPr>
+            </w:pPr>
+            <w:r>
+              <w:rPr>
+                <w:color w:val="FFFFFF"/>
+              </w:rPr>
               <w:t>Status</w:t>
             </w:r>
           </w:p>
@@ -656,8 +843,12 @@
         <w:trPr/>
         <w:tc>
           <w:tcPr>
-            <w:tcW w:w="575" w:type="dxa"/>
-            <w:tcBorders/>
+            <w:tcW w:w="592" w:type="dxa"/>
+            <w:tcBorders>
+              <w:left w:val="single" w:sz="6" w:space="0" w:color="BFC7D5"/>
+              <w:bottom w:val="single" w:sz="2" w:space="0" w:color="BFC7D5"/>
+              <w:right w:val="single" w:sz="6" w:space="0" w:color="BFC7D5"/>
+            </w:tcBorders>
             <w:vAlign w:val="center"/>
           </w:tcPr>
           <w:p>
@@ -676,8 +867,12 @@
         </w:tc>
         <w:tc>
           <w:tcPr>
-            <w:tcW w:w="644" w:type="dxa"/>
-            <w:tcBorders/>
+            <w:tcW w:w="668" w:type="dxa"/>
+            <w:tcBorders>
+              <w:left w:val="single" w:sz="2" w:space="0" w:color="BFC7D5"/>
+              <w:bottom w:val="single" w:sz="2" w:space="0" w:color="BFC7D5"/>
+              <w:right w:val="single" w:sz="6" w:space="0" w:color="BFC7D5"/>
+            </w:tcBorders>
             <w:vAlign w:val="center"/>
           </w:tcPr>
           <w:p>
@@ -696,8 +891,12 @@
         </w:tc>
         <w:tc>
           <w:tcPr>
-            <w:tcW w:w="1192" w:type="dxa"/>
-            <w:tcBorders/>
+            <w:tcW w:w="1209" w:type="dxa"/>
+            <w:tcBorders>
+              <w:left w:val="single" w:sz="2" w:space="0" w:color="BFC7D5"/>
+              <w:bottom w:val="single" w:sz="2" w:space="0" w:color="BFC7D5"/>
+              <w:right w:val="single" w:sz="6" w:space="0" w:color="BFC7D5"/>
+            </w:tcBorders>
             <w:vAlign w:val="center"/>
           </w:tcPr>
           <w:p>
@@ -716,8 +915,12 @@
         </w:tc>
         <w:tc>
           <w:tcPr>
-            <w:tcW w:w="1414" w:type="dxa"/>
-            <w:tcBorders/>
+            <w:tcW w:w="1560" w:type="dxa"/>
+            <w:tcBorders>
+              <w:left w:val="single" w:sz="2" w:space="0" w:color="BFC7D5"/>
+              <w:bottom w:val="single" w:sz="2" w:space="0" w:color="BFC7D5"/>
+              <w:right w:val="single" w:sz="6" w:space="0" w:color="BFC7D5"/>
+            </w:tcBorders>
             <w:vAlign w:val="center"/>
           </w:tcPr>
           <w:p>
@@ -766,8 +969,12 @@
         </w:tc>
         <w:tc>
           <w:tcPr>
-            <w:tcW w:w="1361" w:type="dxa"/>
-            <w:tcBorders/>
+            <w:tcW w:w="1249" w:type="dxa"/>
+            <w:tcBorders>
+              <w:left w:val="single" w:sz="2" w:space="0" w:color="BFC7D5"/>
+              <w:bottom w:val="single" w:sz="2" w:space="0" w:color="BFC7D5"/>
+              <w:right w:val="single" w:sz="6" w:space="0" w:color="BFC7D5"/>
+            </w:tcBorders>
             <w:vAlign w:val="center"/>
           </w:tcPr>
           <w:p>
@@ -786,8 +993,12 @@
         </w:tc>
         <w:tc>
           <w:tcPr>
-            <w:tcW w:w="1214" w:type="dxa"/>
-            <w:tcBorders/>
+            <w:tcW w:w="1175" w:type="dxa"/>
+            <w:tcBorders>
+              <w:left w:val="single" w:sz="2" w:space="0" w:color="BFC7D5"/>
+              <w:bottom w:val="single" w:sz="2" w:space="0" w:color="BFC7D5"/>
+              <w:right w:val="single" w:sz="6" w:space="0" w:color="BFC7D5"/>
+            </w:tcBorders>
             <w:vAlign w:val="center"/>
           </w:tcPr>
           <w:p>
@@ -806,8 +1017,12 @@
         </w:tc>
         <w:tc>
           <w:tcPr>
-            <w:tcW w:w="1381" w:type="dxa"/>
-            <w:tcBorders/>
+            <w:tcW w:w="1362" w:type="dxa"/>
+            <w:tcBorders>
+              <w:left w:val="single" w:sz="2" w:space="0" w:color="BFC7D5"/>
+              <w:bottom w:val="single" w:sz="2" w:space="0" w:color="BFC7D5"/>
+              <w:right w:val="single" w:sz="6" w:space="0" w:color="BFC7D5"/>
+            </w:tcBorders>
             <w:vAlign w:val="center"/>
           </w:tcPr>
           <w:p>
@@ -826,8 +1041,12 @@
         </w:tc>
         <w:tc>
           <w:tcPr>
-            <w:tcW w:w="2075" w:type="dxa"/>
-            <w:tcBorders/>
+            <w:tcW w:w="2094" w:type="dxa"/>
+            <w:tcBorders>
+              <w:left w:val="single" w:sz="2" w:space="0" w:color="BFC7D5"/>
+              <w:bottom w:val="single" w:sz="2" w:space="0" w:color="BFC7D5"/>
+              <w:right w:val="single" w:sz="6" w:space="0" w:color="BFC7D5"/>
+            </w:tcBorders>
             <w:vAlign w:val="center"/>
           </w:tcPr>
           <w:p>
@@ -852,8 +1071,12 @@
         </w:tc>
         <w:tc>
           <w:tcPr>
-            <w:tcW w:w="1483" w:type="dxa"/>
-            <w:tcBorders/>
+            <w:tcW w:w="1430" w:type="dxa"/>
+            <w:tcBorders>
+              <w:left w:val="single" w:sz="2" w:space="0" w:color="BFC7D5"/>
+              <w:bottom w:val="single" w:sz="2" w:space="0" w:color="BFC7D5"/>
+              <w:right w:val="single" w:sz="6" w:space="0" w:color="BFC7D5"/>
+            </w:tcBorders>
             <w:vAlign w:val="center"/>
           </w:tcPr>
           <w:p>
@@ -875,8 +1098,12 @@
         <w:trPr/>
         <w:tc>
           <w:tcPr>
-            <w:tcW w:w="575" w:type="dxa"/>
-            <w:tcBorders/>
+            <w:tcW w:w="592" w:type="dxa"/>
+            <w:tcBorders>
+              <w:left w:val="single" w:sz="6" w:space="0" w:color="BFC7D5"/>
+              <w:bottom w:val="single" w:sz="2" w:space="0" w:color="BFC7D5"/>
+              <w:right w:val="single" w:sz="6" w:space="0" w:color="BFC7D5"/>
+            </w:tcBorders>
             <w:vAlign w:val="center"/>
           </w:tcPr>
           <w:p>
@@ -895,8 +1122,12 @@
         </w:tc>
         <w:tc>
           <w:tcPr>
-            <w:tcW w:w="644" w:type="dxa"/>
-            <w:tcBorders/>
+            <w:tcW w:w="668" w:type="dxa"/>
+            <w:tcBorders>
+              <w:left w:val="single" w:sz="2" w:space="0" w:color="BFC7D5"/>
+              <w:bottom w:val="single" w:sz="2" w:space="0" w:color="BFC7D5"/>
+              <w:right w:val="single" w:sz="6" w:space="0" w:color="BFC7D5"/>
+            </w:tcBorders>
             <w:vAlign w:val="center"/>
           </w:tcPr>
           <w:p>
@@ -915,8 +1146,12 @@
         </w:tc>
         <w:tc>
           <w:tcPr>
-            <w:tcW w:w="1192" w:type="dxa"/>
-            <w:tcBorders/>
+            <w:tcW w:w="1209" w:type="dxa"/>
+            <w:tcBorders>
+              <w:left w:val="single" w:sz="2" w:space="0" w:color="BFC7D5"/>
+              <w:bottom w:val="single" w:sz="2" w:space="0" w:color="BFC7D5"/>
+              <w:right w:val="single" w:sz="6" w:space="0" w:color="BFC7D5"/>
+            </w:tcBorders>
             <w:vAlign w:val="center"/>
           </w:tcPr>
           <w:p>
@@ -935,8 +1170,12 @@
         </w:tc>
         <w:tc>
           <w:tcPr>
-            <w:tcW w:w="1414" w:type="dxa"/>
-            <w:tcBorders/>
+            <w:tcW w:w="1560" w:type="dxa"/>
+            <w:tcBorders>
+              <w:left w:val="single" w:sz="2" w:space="0" w:color="BFC7D5"/>
+              <w:bottom w:val="single" w:sz="2" w:space="0" w:color="BFC7D5"/>
+              <w:right w:val="single" w:sz="6" w:space="0" w:color="BFC7D5"/>
+            </w:tcBorders>
             <w:vAlign w:val="center"/>
           </w:tcPr>
           <w:p>
@@ -955,8 +1194,12 @@
         </w:tc>
         <w:tc>
           <w:tcPr>
-            <w:tcW w:w="1361" w:type="dxa"/>
-            <w:tcBorders/>
+            <w:tcW w:w="1249" w:type="dxa"/>
+            <w:tcBorders>
+              <w:left w:val="single" w:sz="2" w:space="0" w:color="BFC7D5"/>
+              <w:bottom w:val="single" w:sz="2" w:space="0" w:color="BFC7D5"/>
+              <w:right w:val="single" w:sz="6" w:space="0" w:color="BFC7D5"/>
+            </w:tcBorders>
             <w:vAlign w:val="center"/>
           </w:tcPr>
           <w:p>
@@ -975,8 +1218,12 @@
         </w:tc>
         <w:tc>
           <w:tcPr>
-            <w:tcW w:w="1214" w:type="dxa"/>
-            <w:tcBorders/>
+            <w:tcW w:w="1175" w:type="dxa"/>
+            <w:tcBorders>
+              <w:left w:val="single" w:sz="2" w:space="0" w:color="BFC7D5"/>
+              <w:bottom w:val="single" w:sz="2" w:space="0" w:color="BFC7D5"/>
+              <w:right w:val="single" w:sz="6" w:space="0" w:color="BFC7D5"/>
+            </w:tcBorders>
             <w:vAlign w:val="center"/>
           </w:tcPr>
           <w:p>
@@ -995,8 +1242,12 @@
         </w:tc>
         <w:tc>
           <w:tcPr>
-            <w:tcW w:w="1381" w:type="dxa"/>
-            <w:tcBorders/>
+            <w:tcW w:w="1362" w:type="dxa"/>
+            <w:tcBorders>
+              <w:left w:val="single" w:sz="2" w:space="0" w:color="BFC7D5"/>
+              <w:bottom w:val="single" w:sz="2" w:space="0" w:color="BFC7D5"/>
+              <w:right w:val="single" w:sz="6" w:space="0" w:color="BFC7D5"/>
+            </w:tcBorders>
             <w:vAlign w:val="center"/>
           </w:tcPr>
           <w:p>
@@ -1015,8 +1266,12 @@
         </w:tc>
         <w:tc>
           <w:tcPr>
-            <w:tcW w:w="2075" w:type="dxa"/>
-            <w:tcBorders/>
+            <w:tcW w:w="2094" w:type="dxa"/>
+            <w:tcBorders>
+              <w:left w:val="single" w:sz="2" w:space="0" w:color="BFC7D5"/>
+              <w:bottom w:val="single" w:sz="2" w:space="0" w:color="BFC7D5"/>
+              <w:right w:val="single" w:sz="6" w:space="0" w:color="BFC7D5"/>
+            </w:tcBorders>
             <w:vAlign w:val="center"/>
           </w:tcPr>
           <w:p>
@@ -1047,8 +1302,12 @@
         </w:tc>
         <w:tc>
           <w:tcPr>
-            <w:tcW w:w="1483" w:type="dxa"/>
-            <w:tcBorders/>
+            <w:tcW w:w="1430" w:type="dxa"/>
+            <w:tcBorders>
+              <w:left w:val="single" w:sz="2" w:space="0" w:color="BFC7D5"/>
+              <w:bottom w:val="single" w:sz="2" w:space="0" w:color="BFC7D5"/>
+              <w:right w:val="single" w:sz="6" w:space="0" w:color="BFC7D5"/>
+            </w:tcBorders>
             <w:vAlign w:val="center"/>
           </w:tcPr>
           <w:p>
@@ -1070,8 +1329,12 @@
         <w:trPr/>
         <w:tc>
           <w:tcPr>
-            <w:tcW w:w="575" w:type="dxa"/>
-            <w:tcBorders/>
+            <w:tcW w:w="592" w:type="dxa"/>
+            <w:tcBorders>
+              <w:left w:val="single" w:sz="6" w:space="0" w:color="BFC7D5"/>
+              <w:bottom w:val="single" w:sz="2" w:space="0" w:color="BFC7D5"/>
+              <w:right w:val="single" w:sz="6" w:space="0" w:color="BFC7D5"/>
+            </w:tcBorders>
             <w:vAlign w:val="center"/>
           </w:tcPr>
           <w:p>
@@ -1090,8 +1353,12 @@
         </w:tc>
         <w:tc>
           <w:tcPr>
-            <w:tcW w:w="644" w:type="dxa"/>
-            <w:tcBorders/>
+            <w:tcW w:w="668" w:type="dxa"/>
+            <w:tcBorders>
+              <w:left w:val="single" w:sz="2" w:space="0" w:color="BFC7D5"/>
+              <w:bottom w:val="single" w:sz="2" w:space="0" w:color="BFC7D5"/>
+              <w:right w:val="single" w:sz="6" w:space="0" w:color="BFC7D5"/>
+            </w:tcBorders>
             <w:vAlign w:val="center"/>
           </w:tcPr>
           <w:p>
@@ -1110,8 +1377,12 @@
         </w:tc>
         <w:tc>
           <w:tcPr>
-            <w:tcW w:w="1192" w:type="dxa"/>
-            <w:tcBorders/>
+            <w:tcW w:w="1209" w:type="dxa"/>
+            <w:tcBorders>
+              <w:left w:val="single" w:sz="2" w:space="0" w:color="BFC7D5"/>
+              <w:bottom w:val="single" w:sz="2" w:space="0" w:color="BFC7D5"/>
+              <w:right w:val="single" w:sz="6" w:space="0" w:color="BFC7D5"/>
+            </w:tcBorders>
             <w:vAlign w:val="center"/>
           </w:tcPr>
           <w:p>
@@ -1130,8 +1401,12 @@
         </w:tc>
         <w:tc>
           <w:tcPr>
-            <w:tcW w:w="1414" w:type="dxa"/>
-            <w:tcBorders/>
+            <w:tcW w:w="1560" w:type="dxa"/>
+            <w:tcBorders>
+              <w:left w:val="single" w:sz="2" w:space="0" w:color="BFC7D5"/>
+              <w:bottom w:val="single" w:sz="2" w:space="0" w:color="BFC7D5"/>
+              <w:right w:val="single" w:sz="6" w:space="0" w:color="BFC7D5"/>
+            </w:tcBorders>
             <w:vAlign w:val="center"/>
           </w:tcPr>
           <w:p>
@@ -1160,8 +1435,12 @@
         </w:tc>
         <w:tc>
           <w:tcPr>
-            <w:tcW w:w="1361" w:type="dxa"/>
-            <w:tcBorders/>
+            <w:tcW w:w="1249" w:type="dxa"/>
+            <w:tcBorders>
+              <w:left w:val="single" w:sz="2" w:space="0" w:color="BFC7D5"/>
+              <w:bottom w:val="single" w:sz="2" w:space="0" w:color="BFC7D5"/>
+              <w:right w:val="single" w:sz="6" w:space="0" w:color="BFC7D5"/>
+            </w:tcBorders>
             <w:vAlign w:val="center"/>
           </w:tcPr>
           <w:p>
@@ -1180,8 +1459,12 @@
         </w:tc>
         <w:tc>
           <w:tcPr>
-            <w:tcW w:w="1214" w:type="dxa"/>
-            <w:tcBorders/>
+            <w:tcW w:w="1175" w:type="dxa"/>
+            <w:tcBorders>
+              <w:left w:val="single" w:sz="2" w:space="0" w:color="BFC7D5"/>
+              <w:bottom w:val="single" w:sz="2" w:space="0" w:color="BFC7D5"/>
+              <w:right w:val="single" w:sz="6" w:space="0" w:color="BFC7D5"/>
+            </w:tcBorders>
             <w:vAlign w:val="center"/>
           </w:tcPr>
           <w:p>
@@ -1200,8 +1483,12 @@
         </w:tc>
         <w:tc>
           <w:tcPr>
-            <w:tcW w:w="1381" w:type="dxa"/>
-            <w:tcBorders/>
+            <w:tcW w:w="1362" w:type="dxa"/>
+            <w:tcBorders>
+              <w:left w:val="single" w:sz="2" w:space="0" w:color="BFC7D5"/>
+              <w:bottom w:val="single" w:sz="2" w:space="0" w:color="BFC7D5"/>
+              <w:right w:val="single" w:sz="6" w:space="0" w:color="BFC7D5"/>
+            </w:tcBorders>
             <w:vAlign w:val="center"/>
           </w:tcPr>
           <w:p>
@@ -1222,8 +1509,12 @@
         </w:tc>
         <w:tc>
           <w:tcPr>
-            <w:tcW w:w="2075" w:type="dxa"/>
-            <w:tcBorders/>
+            <w:tcW w:w="2094" w:type="dxa"/>
+            <w:tcBorders>
+              <w:left w:val="single" w:sz="2" w:space="0" w:color="BFC7D5"/>
+              <w:bottom w:val="single" w:sz="2" w:space="0" w:color="BFC7D5"/>
+              <w:right w:val="single" w:sz="6" w:space="0" w:color="BFC7D5"/>
+            </w:tcBorders>
             <w:vAlign w:val="center"/>
           </w:tcPr>
           <w:p>
@@ -1244,8 +1535,12 @@
         </w:tc>
         <w:tc>
           <w:tcPr>
-            <w:tcW w:w="1483" w:type="dxa"/>
-            <w:tcBorders/>
+            <w:tcW w:w="1430" w:type="dxa"/>
+            <w:tcBorders>
+              <w:left w:val="single" w:sz="2" w:space="0" w:color="BFC7D5"/>
+              <w:bottom w:val="single" w:sz="2" w:space="0" w:color="BFC7D5"/>
+              <w:right w:val="single" w:sz="6" w:space="0" w:color="BFC7D5"/>
+            </w:tcBorders>
             <w:vAlign w:val="center"/>
           </w:tcPr>
           <w:p>
@@ -1267,8 +1562,12 @@
         <w:trPr/>
         <w:tc>
           <w:tcPr>
-            <w:tcW w:w="575" w:type="dxa"/>
-            <w:tcBorders/>
+            <w:tcW w:w="592" w:type="dxa"/>
+            <w:tcBorders>
+              <w:left w:val="single" w:sz="6" w:space="0" w:color="BFC7D5"/>
+              <w:bottom w:val="single" w:sz="2" w:space="0" w:color="BFC7D5"/>
+              <w:right w:val="single" w:sz="6" w:space="0" w:color="BFC7D5"/>
+            </w:tcBorders>
             <w:vAlign w:val="center"/>
           </w:tcPr>
           <w:p>
@@ -1287,8 +1586,12 @@
         </w:tc>
         <w:tc>
           <w:tcPr>
-            <w:tcW w:w="644" w:type="dxa"/>
-            <w:tcBorders/>
+            <w:tcW w:w="668" w:type="dxa"/>
+            <w:tcBorders>
+              <w:left w:val="single" w:sz="2" w:space="0" w:color="BFC7D5"/>
+              <w:bottom w:val="single" w:sz="2" w:space="0" w:color="BFC7D5"/>
+              <w:right w:val="single" w:sz="6" w:space="0" w:color="BFC7D5"/>
+            </w:tcBorders>
             <w:vAlign w:val="center"/>
           </w:tcPr>
           <w:p>
@@ -1307,8 +1610,12 @@
         </w:tc>
         <w:tc>
           <w:tcPr>
-            <w:tcW w:w="1192" w:type="dxa"/>
-            <w:tcBorders/>
+            <w:tcW w:w="1209" w:type="dxa"/>
+            <w:tcBorders>
+              <w:left w:val="single" w:sz="2" w:space="0" w:color="BFC7D5"/>
+              <w:bottom w:val="single" w:sz="2" w:space="0" w:color="BFC7D5"/>
+              <w:right w:val="single" w:sz="6" w:space="0" w:color="BFC7D5"/>
+            </w:tcBorders>
             <w:vAlign w:val="center"/>
           </w:tcPr>
           <w:p>
@@ -1327,8 +1634,12 @@
         </w:tc>
         <w:tc>
           <w:tcPr>
-            <w:tcW w:w="1414" w:type="dxa"/>
-            <w:tcBorders/>
+            <w:tcW w:w="1560" w:type="dxa"/>
+            <w:tcBorders>
+              <w:left w:val="single" w:sz="2" w:space="0" w:color="BFC7D5"/>
+              <w:bottom w:val="single" w:sz="2" w:space="0" w:color="BFC7D5"/>
+              <w:right w:val="single" w:sz="6" w:space="0" w:color="BFC7D5"/>
+            </w:tcBorders>
             <w:vAlign w:val="center"/>
           </w:tcPr>
           <w:p>
@@ -1377,8 +1688,12 @@
         </w:tc>
         <w:tc>
           <w:tcPr>
-            <w:tcW w:w="1361" w:type="dxa"/>
-            <w:tcBorders/>
+            <w:tcW w:w="1249" w:type="dxa"/>
+            <w:tcBorders>
+              <w:left w:val="single" w:sz="2" w:space="0" w:color="BFC7D5"/>
+              <w:bottom w:val="single" w:sz="2" w:space="0" w:color="BFC7D5"/>
+              <w:right w:val="single" w:sz="6" w:space="0" w:color="BFC7D5"/>
+            </w:tcBorders>
             <w:vAlign w:val="center"/>
           </w:tcPr>
           <w:p>
@@ -1397,8 +1712,12 @@
         </w:tc>
         <w:tc>
           <w:tcPr>
-            <w:tcW w:w="1214" w:type="dxa"/>
-            <w:tcBorders/>
+            <w:tcW w:w="1175" w:type="dxa"/>
+            <w:tcBorders>
+              <w:left w:val="single" w:sz="2" w:space="0" w:color="BFC7D5"/>
+              <w:bottom w:val="single" w:sz="2" w:space="0" w:color="BFC7D5"/>
+              <w:right w:val="single" w:sz="6" w:space="0" w:color="BFC7D5"/>
+            </w:tcBorders>
             <w:vAlign w:val="center"/>
           </w:tcPr>
           <w:p>
@@ -1417,8 +1736,12 @@
         </w:tc>
         <w:tc>
           <w:tcPr>
-            <w:tcW w:w="1381" w:type="dxa"/>
-            <w:tcBorders/>
+            <w:tcW w:w="1362" w:type="dxa"/>
+            <w:tcBorders>
+              <w:left w:val="single" w:sz="2" w:space="0" w:color="BFC7D5"/>
+              <w:bottom w:val="single" w:sz="2" w:space="0" w:color="BFC7D5"/>
+              <w:right w:val="single" w:sz="6" w:space="0" w:color="BFC7D5"/>
+            </w:tcBorders>
             <w:vAlign w:val="center"/>
           </w:tcPr>
           <w:p>
@@ -1437,8 +1760,12 @@
         </w:tc>
         <w:tc>
           <w:tcPr>
-            <w:tcW w:w="2075" w:type="dxa"/>
-            <w:tcBorders/>
+            <w:tcW w:w="2094" w:type="dxa"/>
+            <w:tcBorders>
+              <w:left w:val="single" w:sz="2" w:space="0" w:color="BFC7D5"/>
+              <w:bottom w:val="single" w:sz="2" w:space="0" w:color="BFC7D5"/>
+              <w:right w:val="single" w:sz="6" w:space="0" w:color="BFC7D5"/>
+            </w:tcBorders>
             <w:vAlign w:val="center"/>
           </w:tcPr>
           <w:p>
@@ -1463,8 +1790,12 @@
         </w:tc>
         <w:tc>
           <w:tcPr>
-            <w:tcW w:w="1483" w:type="dxa"/>
-            <w:tcBorders/>
+            <w:tcW w:w="1430" w:type="dxa"/>
+            <w:tcBorders>
+              <w:left w:val="single" w:sz="2" w:space="0" w:color="BFC7D5"/>
+              <w:bottom w:val="single" w:sz="2" w:space="0" w:color="BFC7D5"/>
+              <w:right w:val="single" w:sz="6" w:space="0" w:color="BFC7D5"/>
+            </w:tcBorders>
             <w:vAlign w:val="center"/>
           </w:tcPr>
           <w:p>
@@ -1486,8 +1817,12 @@
         <w:trPr/>
         <w:tc>
           <w:tcPr>
-            <w:tcW w:w="575" w:type="dxa"/>
-            <w:tcBorders/>
+            <w:tcW w:w="592" w:type="dxa"/>
+            <w:tcBorders>
+              <w:left w:val="single" w:sz="6" w:space="0" w:color="BFC7D5"/>
+              <w:bottom w:val="single" w:sz="2" w:space="0" w:color="BFC7D5"/>
+              <w:right w:val="single" w:sz="6" w:space="0" w:color="BFC7D5"/>
+            </w:tcBorders>
             <w:vAlign w:val="center"/>
           </w:tcPr>
           <w:p>
@@ -1506,8 +1841,12 @@
         </w:tc>
         <w:tc>
           <w:tcPr>
-            <w:tcW w:w="644" w:type="dxa"/>
-            <w:tcBorders/>
+            <w:tcW w:w="668" w:type="dxa"/>
+            <w:tcBorders>
+              <w:left w:val="single" w:sz="2" w:space="0" w:color="BFC7D5"/>
+              <w:bottom w:val="single" w:sz="2" w:space="0" w:color="BFC7D5"/>
+              <w:right w:val="single" w:sz="6" w:space="0" w:color="BFC7D5"/>
+            </w:tcBorders>
             <w:vAlign w:val="center"/>
           </w:tcPr>
           <w:p>
@@ -1526,8 +1865,12 @@
         </w:tc>
         <w:tc>
           <w:tcPr>
-            <w:tcW w:w="1192" w:type="dxa"/>
-            <w:tcBorders/>
+            <w:tcW w:w="1209" w:type="dxa"/>
+            <w:tcBorders>
+              <w:left w:val="single" w:sz="2" w:space="0" w:color="BFC7D5"/>
+              <w:bottom w:val="single" w:sz="2" w:space="0" w:color="BFC7D5"/>
+              <w:right w:val="single" w:sz="6" w:space="0" w:color="BFC7D5"/>
+            </w:tcBorders>
             <w:vAlign w:val="center"/>
           </w:tcPr>
           <w:p>
@@ -1546,8 +1889,12 @@
         </w:tc>
         <w:tc>
           <w:tcPr>
-            <w:tcW w:w="1414" w:type="dxa"/>
-            <w:tcBorders/>
+            <w:tcW w:w="1560" w:type="dxa"/>
+            <w:tcBorders>
+              <w:left w:val="single" w:sz="2" w:space="0" w:color="BFC7D5"/>
+              <w:bottom w:val="single" w:sz="2" w:space="0" w:color="BFC7D5"/>
+              <w:right w:val="single" w:sz="6" w:space="0" w:color="BFC7D5"/>
+            </w:tcBorders>
             <w:vAlign w:val="center"/>
           </w:tcPr>
           <w:p>
@@ -1586,8 +1933,12 @@
         </w:tc>
         <w:tc>
           <w:tcPr>
-            <w:tcW w:w="1361" w:type="dxa"/>
-            <w:tcBorders/>
+            <w:tcW w:w="1249" w:type="dxa"/>
+            <w:tcBorders>
+              <w:left w:val="single" w:sz="2" w:space="0" w:color="BFC7D5"/>
+              <w:bottom w:val="single" w:sz="2" w:space="0" w:color="BFC7D5"/>
+              <w:right w:val="single" w:sz="6" w:space="0" w:color="BFC7D5"/>
+            </w:tcBorders>
             <w:vAlign w:val="center"/>
           </w:tcPr>
           <w:p>
@@ -1606,8 +1957,12 @@
         </w:tc>
         <w:tc>
           <w:tcPr>
-            <w:tcW w:w="1214" w:type="dxa"/>
-            <w:tcBorders/>
+            <w:tcW w:w="1175" w:type="dxa"/>
+            <w:tcBorders>
+              <w:left w:val="single" w:sz="2" w:space="0" w:color="BFC7D5"/>
+              <w:bottom w:val="single" w:sz="2" w:space="0" w:color="BFC7D5"/>
+              <w:right w:val="single" w:sz="6" w:space="0" w:color="BFC7D5"/>
+            </w:tcBorders>
             <w:vAlign w:val="center"/>
           </w:tcPr>
           <w:p>
@@ -1626,8 +1981,12 @@
         </w:tc>
         <w:tc>
           <w:tcPr>
-            <w:tcW w:w="1381" w:type="dxa"/>
-            <w:tcBorders/>
+            <w:tcW w:w="1362" w:type="dxa"/>
+            <w:tcBorders>
+              <w:left w:val="single" w:sz="2" w:space="0" w:color="BFC7D5"/>
+              <w:bottom w:val="single" w:sz="2" w:space="0" w:color="BFC7D5"/>
+              <w:right w:val="single" w:sz="6" w:space="0" w:color="BFC7D5"/>
+            </w:tcBorders>
             <w:vAlign w:val="center"/>
           </w:tcPr>
           <w:p>
@@ -1646,8 +2005,12 @@
         </w:tc>
         <w:tc>
           <w:tcPr>
-            <w:tcW w:w="2075" w:type="dxa"/>
-            <w:tcBorders/>
+            <w:tcW w:w="2094" w:type="dxa"/>
+            <w:tcBorders>
+              <w:left w:val="single" w:sz="2" w:space="0" w:color="BFC7D5"/>
+              <w:bottom w:val="single" w:sz="2" w:space="0" w:color="BFC7D5"/>
+              <w:right w:val="single" w:sz="6" w:space="0" w:color="BFC7D5"/>
+            </w:tcBorders>
             <w:vAlign w:val="center"/>
           </w:tcPr>
           <w:p>
@@ -1678,8 +2041,12 @@
         </w:tc>
         <w:tc>
           <w:tcPr>
-            <w:tcW w:w="1483" w:type="dxa"/>
-            <w:tcBorders/>
+            <w:tcW w:w="1430" w:type="dxa"/>
+            <w:tcBorders>
+              <w:left w:val="single" w:sz="2" w:space="0" w:color="BFC7D5"/>
+              <w:bottom w:val="single" w:sz="2" w:space="0" w:color="BFC7D5"/>
+              <w:right w:val="single" w:sz="6" w:space="0" w:color="BFC7D5"/>
+            </w:tcBorders>
             <w:vAlign w:val="center"/>
           </w:tcPr>
           <w:p>
@@ -1701,8 +2068,241 @@
         <w:trPr/>
         <w:tc>
           <w:tcPr>
-            <w:tcW w:w="575" w:type="dxa"/>
-            <w:tcBorders/>
+            <w:tcW w:w="592" w:type="dxa"/>
+            <w:tcBorders>
+              <w:left w:val="single" w:sz="6" w:space="0" w:color="BFC7D5"/>
+              <w:bottom w:val="single" w:sz="2" w:space="0" w:color="BFC7D5"/>
+              <w:right w:val="single" w:sz="6" w:space="0" w:color="BFC7D5"/>
+            </w:tcBorders>
+            <w:vAlign w:val="center"/>
+          </w:tcPr>
+          <w:p>
+            <w:pPr>
+              <w:pStyle w:val="TableContents"/>
+              <w:bidi w:val="0"/>
+              <w:spacing w:before="0" w:after="283"/>
+              <w:jc w:val="left"/>
+              <w:rPr/>
+            </w:pPr>
+            <w:r>
+              <w:rPr/>
+              <w:t>DC-2026-007</w:t>
+            </w:r>
+          </w:p>
+        </w:tc>
+        <w:tc>
+          <w:tcPr>
+            <w:tcW w:w="668" w:type="dxa"/>
+            <w:tcBorders>
+              <w:left w:val="single" w:sz="2" w:space="0" w:color="BFC7D5"/>
+              <w:bottom w:val="single" w:sz="2" w:space="0" w:color="BFC7D5"/>
+              <w:right w:val="single" w:sz="6" w:space="0" w:color="BFC7D5"/>
+            </w:tcBorders>
+            <w:vAlign w:val="center"/>
+          </w:tcPr>
+          <w:p>
+            <w:pPr>
+              <w:pStyle w:val="TableContents"/>
+              <w:bidi w:val="0"/>
+              <w:spacing w:before="0" w:after="283"/>
+              <w:jc w:val="left"/>
+              <w:rPr/>
+            </w:pPr>
+            <w:r>
+              <w:rPr/>
+              <w:t>2026-10-07</w:t>
+            </w:r>
+          </w:p>
+        </w:tc>
+        <w:tc>
+          <w:tcPr>
+            <w:tcW w:w="1209" w:type="dxa"/>
+            <w:tcBorders>
+              <w:left w:val="single" w:sz="2" w:space="0" w:color="BFC7D5"/>
+              <w:bottom w:val="single" w:sz="2" w:space="0" w:color="BFC7D5"/>
+              <w:right w:val="single" w:sz="6" w:space="0" w:color="BFC7D5"/>
+            </w:tcBorders>
+            <w:vAlign w:val="center"/>
+          </w:tcPr>
+          <w:p>
+            <w:pPr>
+              <w:pStyle w:val="TableContents"/>
+              <w:bidi w:val="0"/>
+              <w:spacing w:before="0" w:after="283"/>
+              <w:jc w:val="left"/>
+              <w:rPr/>
+            </w:pPr>
+            <w:r>
+              <w:rPr/>
+              <w:t>Process / tooling</w:t>
+            </w:r>
+          </w:p>
+        </w:tc>
+        <w:tc>
+          <w:tcPr>
+            <w:tcW w:w="1560" w:type="dxa"/>
+            <w:tcBorders>
+              <w:left w:val="single" w:sz="2" w:space="0" w:color="BFC7D5"/>
+              <w:bottom w:val="single" w:sz="2" w:space="0" w:color="BFC7D5"/>
+              <w:right w:val="single" w:sz="6" w:space="0" w:color="BFC7D5"/>
+            </w:tcBorders>
+            <w:vAlign w:val="center"/>
+          </w:tcPr>
+          <w:p>
+            <w:pPr>
+              <w:pStyle w:val="TableContents"/>
+              <w:bidi w:val="0"/>
+              <w:spacing w:before="0" w:after="283"/>
+              <w:jc w:val="left"/>
+              <w:rPr/>
+            </w:pPr>
+            <w:r>
+              <w:rPr/>
+              <w:t>Runtime-settings baseline, drift check (</w:t>
+            </w:r>
+            <w:r>
+              <w:rPr>
+                <w:rStyle w:val="SourceText"/>
+              </w:rPr>
+              <w:t>scripts/check_runtime_config.sh</w:t>
+            </w:r>
+            <w:r>
+              <w:rPr/>
+              <w:t>), SOP-06 §10.1; CI and external login check workflows; evaluation corpus pre-flight; real Ollama healthcheck</w:t>
+            </w:r>
+          </w:p>
+        </w:tc>
+        <w:tc>
+          <w:tcPr>
+            <w:tcW w:w="1249" w:type="dxa"/>
+            <w:tcBorders>
+              <w:left w:val="single" w:sz="2" w:space="0" w:color="BFC7D5"/>
+              <w:bottom w:val="single" w:sz="2" w:space="0" w:color="BFC7D5"/>
+              <w:right w:val="single" w:sz="6" w:space="0" w:color="BFC7D5"/>
+            </w:tcBorders>
+            <w:vAlign w:val="center"/>
+          </w:tcPr>
+          <w:p>
+            <w:pPr>
+              <w:pStyle w:val="TableContents"/>
+              <w:bidi w:val="0"/>
+              <w:spacing w:before="0" w:after="283"/>
+              <w:jc w:val="left"/>
+              <w:rPr/>
+            </w:pPr>
+            <w:r>
+              <w:rPr/>
+              <w:t>Corrective actions for NC-2026-008, -009, -010, -016</w:t>
+            </w:r>
+          </w:p>
+        </w:tc>
+        <w:tc>
+          <w:tcPr>
+            <w:tcW w:w="1175" w:type="dxa"/>
+            <w:tcBorders>
+              <w:left w:val="single" w:sz="2" w:space="0" w:color="BFC7D5"/>
+              <w:bottom w:val="single" w:sz="2" w:space="0" w:color="BFC7D5"/>
+              <w:right w:val="single" w:sz="6" w:space="0" w:color="BFC7D5"/>
+            </w:tcBorders>
+            <w:vAlign w:val="center"/>
+          </w:tcPr>
+          <w:p>
+            <w:pPr>
+              <w:pStyle w:val="TableContents"/>
+              <w:bidi w:val="0"/>
+              <w:spacing w:before="0" w:after="283"/>
+              <w:jc w:val="left"/>
+              <w:rPr/>
+            </w:pPr>
+            <w:r>
+              <w:rPr/>
+              <w:t>Not reviewed — single developer</w:t>
+            </w:r>
+          </w:p>
+        </w:tc>
+        <w:tc>
+          <w:tcPr>
+            <w:tcW w:w="1362" w:type="dxa"/>
+            <w:tcBorders>
+              <w:left w:val="single" w:sz="2" w:space="0" w:color="BFC7D5"/>
+              <w:bottom w:val="single" w:sz="2" w:space="0" w:color="BFC7D5"/>
+              <w:right w:val="single" w:sz="6" w:space="0" w:color="BFC7D5"/>
+            </w:tcBorders>
+            <w:vAlign w:val="center"/>
+          </w:tcPr>
+          <w:p>
+            <w:pPr>
+              <w:pStyle w:val="TableContents"/>
+              <w:bidi w:val="0"/>
+              <w:spacing w:before="0" w:after="283"/>
+              <w:jc w:val="left"/>
+              <w:rPr/>
+            </w:pPr>
+            <w:r>
+              <w:rPr/>
+              <w:t>Drift check: match → exit 0, simulated login-off → exit 1; pre-flight aborted listing 15 missing documents; healthcheck exit 0 / broken model exit 1; CI and gate-check runs on GitHub</w:t>
+            </w:r>
+          </w:p>
+        </w:tc>
+        <w:tc>
+          <w:tcPr>
+            <w:tcW w:w="2094" w:type="dxa"/>
+            <w:tcBorders>
+              <w:left w:val="single" w:sz="2" w:space="0" w:color="BFC7D5"/>
+              <w:bottom w:val="single" w:sz="2" w:space="0" w:color="BFC7D5"/>
+              <w:right w:val="single" w:sz="6" w:space="0" w:color="BFC7D5"/>
+            </w:tcBorders>
+            <w:vAlign w:val="center"/>
+          </w:tcPr>
+          <w:p>
+            <w:pPr>
+              <w:pStyle w:val="TableContents"/>
+              <w:bidi w:val="0"/>
+              <w:spacing w:before="0" w:after="283"/>
+              <w:jc w:val="left"/>
+              <w:rPr/>
+            </w:pPr>
+            <w:r>
+              <w:rPr/>
+              <w:t>this commit</w:t>
+            </w:r>
+          </w:p>
+        </w:tc>
+        <w:tc>
+          <w:tcPr>
+            <w:tcW w:w="1430" w:type="dxa"/>
+            <w:tcBorders>
+              <w:left w:val="single" w:sz="2" w:space="0" w:color="BFC7D5"/>
+              <w:bottom w:val="single" w:sz="2" w:space="0" w:color="BFC7D5"/>
+              <w:right w:val="single" w:sz="6" w:space="0" w:color="BFC7D5"/>
+            </w:tcBorders>
+            <w:vAlign w:val="center"/>
+          </w:tcPr>
+          <w:p>
+            <w:pPr>
+              <w:pStyle w:val="TableContents"/>
+              <w:bidi w:val="0"/>
+              <w:spacing w:before="0" w:after="283"/>
+              <w:jc w:val="left"/>
+              <w:rPr/>
+            </w:pPr>
+            <w:r>
+              <w:rPr/>
+              <w:t>Done</w:t>
+            </w:r>
+          </w:p>
+        </w:tc>
+      </w:tr>
+      <w:tr>
+        <w:trPr/>
+        <w:tc>
+          <w:tcPr>
+            <w:tcW w:w="592" w:type="dxa"/>
+            <w:tcBorders>
+              <w:left w:val="single" w:sz="6" w:space="0" w:color="BFC7D5"/>
+              <w:bottom w:val="single" w:sz="6" w:space="0" w:color="BFC7D5"/>
+              <w:right w:val="single" w:sz="6" w:space="0" w:color="BFC7D5"/>
+            </w:tcBorders>
             <w:vAlign w:val="center"/>
           </w:tcPr>
           <w:p>
@@ -1721,8 +2321,12 @@
         </w:tc>
         <w:tc>
           <w:tcPr>
-            <w:tcW w:w="644" w:type="dxa"/>
-            <w:tcBorders/>
+            <w:tcW w:w="668" w:type="dxa"/>
+            <w:tcBorders>
+              <w:left w:val="single" w:sz="2" w:space="0" w:color="BFC7D5"/>
+              <w:bottom w:val="single" w:sz="6" w:space="0" w:color="BFC7D5"/>
+              <w:right w:val="single" w:sz="6" w:space="0" w:color="BFC7D5"/>
+            </w:tcBorders>
             <w:vAlign w:val="center"/>
           </w:tcPr>
           <w:p>
@@ -1741,8 +2345,12 @@
         </w:tc>
         <w:tc>
           <w:tcPr>
-            <w:tcW w:w="1192" w:type="dxa"/>
-            <w:tcBorders/>
+            <w:tcW w:w="1209" w:type="dxa"/>
+            <w:tcBorders>
+              <w:left w:val="single" w:sz="2" w:space="0" w:color="BFC7D5"/>
+              <w:bottom w:val="single" w:sz="6" w:space="0" w:color="BFC7D5"/>
+              <w:right w:val="single" w:sz="6" w:space="0" w:color="BFC7D5"/>
+            </w:tcBorders>
             <w:vAlign w:val="center"/>
           </w:tcPr>
           <w:p>
@@ -1761,8 +2369,12 @@
         </w:tc>
         <w:tc>
           <w:tcPr>
-            <w:tcW w:w="1414" w:type="dxa"/>
-            <w:tcBorders/>
+            <w:tcW w:w="1560" w:type="dxa"/>
+            <w:tcBorders>
+              <w:left w:val="single" w:sz="2" w:space="0" w:color="BFC7D5"/>
+              <w:bottom w:val="single" w:sz="6" w:space="0" w:color="BFC7D5"/>
+              <w:right w:val="single" w:sz="6" w:space="0" w:color="BFC7D5"/>
+            </w:tcBorders>
             <w:vAlign w:val="center"/>
           </w:tcPr>
           <w:p>
@@ -1817,8 +2429,12 @@
         </w:tc>
         <w:tc>
           <w:tcPr>
-            <w:tcW w:w="1361" w:type="dxa"/>
-            <w:tcBorders/>
+            <w:tcW w:w="1249" w:type="dxa"/>
+            <w:tcBorders>
+              <w:left w:val="single" w:sz="2" w:space="0" w:color="BFC7D5"/>
+              <w:bottom w:val="single" w:sz="6" w:space="0" w:color="BFC7D5"/>
+              <w:right w:val="single" w:sz="6" w:space="0" w:color="BFC7D5"/>
+            </w:tcBorders>
             <w:vAlign w:val="center"/>
           </w:tcPr>
           <w:p>
@@ -1837,8 +2453,12 @@
         </w:tc>
         <w:tc>
           <w:tcPr>
-            <w:tcW w:w="1214" w:type="dxa"/>
-            <w:tcBorders/>
+            <w:tcW w:w="1175" w:type="dxa"/>
+            <w:tcBorders>
+              <w:left w:val="single" w:sz="2" w:space="0" w:color="BFC7D5"/>
+              <w:bottom w:val="single" w:sz="6" w:space="0" w:color="BFC7D5"/>
+              <w:right w:val="single" w:sz="6" w:space="0" w:color="BFC7D5"/>
+            </w:tcBorders>
             <w:vAlign w:val="center"/>
           </w:tcPr>
           <w:p>
@@ -1857,8 +2477,12 @@
         </w:tc>
         <w:tc>
           <w:tcPr>
-            <w:tcW w:w="1381" w:type="dxa"/>
-            <w:tcBorders/>
+            <w:tcW w:w="1362" w:type="dxa"/>
+            <w:tcBorders>
+              <w:left w:val="single" w:sz="2" w:space="0" w:color="BFC7D5"/>
+              <w:bottom w:val="single" w:sz="6" w:space="0" w:color="BFC7D5"/>
+              <w:right w:val="single" w:sz="6" w:space="0" w:color="BFC7D5"/>
+            </w:tcBorders>
             <w:vAlign w:val="center"/>
           </w:tcPr>
           <w:p>
@@ -1877,8 +2501,12 @@
         </w:tc>
         <w:tc>
           <w:tcPr>
-            <w:tcW w:w="2075" w:type="dxa"/>
-            <w:tcBorders/>
+            <w:tcW w:w="2094" w:type="dxa"/>
+            <w:tcBorders>
+              <w:left w:val="single" w:sz="2" w:space="0" w:color="BFC7D5"/>
+              <w:bottom w:val="single" w:sz="6" w:space="0" w:color="BFC7D5"/>
+              <w:right w:val="single" w:sz="6" w:space="0" w:color="BFC7D5"/>
+            </w:tcBorders>
             <w:vAlign w:val="center"/>
           </w:tcPr>
           <w:p>
@@ -1903,8 +2531,12 @@
         </w:tc>
         <w:tc>
           <w:tcPr>
-            <w:tcW w:w="1483" w:type="dxa"/>
-            <w:tcBorders/>
+            <w:tcW w:w="1430" w:type="dxa"/>
+            <w:tcBorders>
+              <w:left w:val="single" w:sz="2" w:space="0" w:color="BFC7D5"/>
+              <w:bottom w:val="single" w:sz="6" w:space="0" w:color="BFC7D5"/>
+              <w:right w:val="single" w:sz="6" w:space="0" w:color="BFC7D5"/>
+            </w:tcBorders>
             <w:vAlign w:val="center"/>
           </w:tcPr>
           <w:p>
